--- a/templates/SARL AU/SARL-AU_2026-07_Contrat-Domiciliation_Template.docx
+++ b/templates/SARL AU/SARL-AU_2026-07_Contrat-Domiciliation_Template.docx
@@ -184,7 +184,7 @@
                                 <w:u w:val="single"/>
                                 <w:lang w:val="fr-FR"/>
                               </w:rPr>
-                              <w:t xml:space="preserve"> ({{ SOCIETE_FORME_JURIDIQUE }})</w:t>
+                              <w:t xml:space="preserve"> (_SOCIETE_FORME_JURIDIQUE_)</w:t>
                             </w:r>
                           </w:p>
                         </w:txbxContent>
@@ -253,7 +253,7 @@
                           <w:u w:val="single"/>
                           <w:lang w:val="fr-FR"/>
                         </w:rPr>
-                        <w:t xml:space="preserve"> ({{ SOCIETE_FORME_JURIDIQUE }})</w:t>
+                        <w:t xml:space="preserve"> (_SOCIETE_FORME_JURIDIQUE_)</w:t>
                       </w:r>
                     </w:p>
                   </w:txbxContent>
@@ -749,17 +749,17 @@
           <w:szCs w:val="14"/>
           <w:lang w:val="fr-FR"/>
         </w:rPr>
-        <w:t xml:space="preserve">ET, La   Société </w:t>
-      </w:r>
-      <w:r>
-        <w:rPr>
-          <w:b/>
-          <w:bCs/>
-          <w:sz w:val="14"/>
-          <w:szCs w:val="14"/>
-          <w:lang w:val="fr-FR"/>
-        </w:rPr>
-        <w:t xml:space="preserve">« </w:t>
+        <w:t xml:space="preserve">ET, La   Société « _SOCIETE_RAISON_SOCIALE_ _SOCIETE_FORME_JURIDIQUE_ », en   cours   de   formation, inscrite   à l’OMPIC sous l’ICE N° _SOCIETE_ICE_, représentée par son Gérant :</w:t>
+      </w:r>
+      <w:r>
+        <w:rPr>
+          <w:b/>
+          <w:bCs/>
+          <w:sz w:val="14"/>
+          <w:szCs w:val="14"/>
+          <w:lang w:val="fr-FR"/>
+        </w:rPr>
+        <w:t xml:space="preserve"/>
       </w:r>
       <w:proofErr w:type="gramStart"/>
       <w:r>
@@ -770,7 +770,7 @@
           <w:szCs w:val="14"/>
           <w:lang w:val="fr-FR"/>
         </w:rPr>
-        <w:t>{{ SOCIETE</w:t>
+        <w:t/>
       </w:r>
       <w:proofErr w:type="gramEnd"/>
       <w:r>
@@ -781,7 +781,7 @@
           <w:szCs w:val="14"/>
           <w:lang w:val="fr-FR"/>
         </w:rPr>
-        <w:t>_RAISON_</w:t>
+        <w:t/>
       </w:r>
       <w:proofErr w:type="gramStart"/>
       <w:r>
@@ -792,7 +792,7 @@
           <w:szCs w:val="14"/>
           <w:lang w:val="fr-FR"/>
         </w:rPr>
-        <w:t>SOCIALE }</w:t>
+        <w:t/>
       </w:r>
       <w:proofErr w:type="gramEnd"/>
       <w:r>
@@ -803,7 +803,7 @@
           <w:szCs w:val="14"/>
           <w:lang w:val="fr-FR"/>
         </w:rPr>
-        <w:t xml:space="preserve">} </w:t>
+        <w:t xml:space="preserve"/>
       </w:r>
       <w:proofErr w:type="gramStart"/>
       <w:r>
@@ -814,7 +814,7 @@
           <w:szCs w:val="14"/>
           <w:lang w:val="fr-FR"/>
         </w:rPr>
-        <w:t>{{ SOCIETE</w:t>
+        <w:t/>
       </w:r>
       <w:proofErr w:type="gramEnd"/>
       <w:r>
@@ -825,7 +825,7 @@
           <w:szCs w:val="14"/>
           <w:lang w:val="fr-FR"/>
         </w:rPr>
-        <w:t>_FORME_</w:t>
+        <w:t/>
       </w:r>
       <w:proofErr w:type="gramStart"/>
       <w:r>
@@ -836,7 +836,7 @@
           <w:szCs w:val="14"/>
           <w:lang w:val="fr-FR"/>
         </w:rPr>
-        <w:t>JURIDIQUE }</w:t>
+        <w:t/>
       </w:r>
       <w:proofErr w:type="gramEnd"/>
       <w:r>
@@ -847,31 +847,31 @@
           <w:szCs w:val="14"/>
           <w:lang w:val="fr-FR"/>
         </w:rPr>
-        <w:t xml:space="preserve">} </w:t>
-      </w:r>
-      <w:r>
-        <w:rPr>
-          <w:sz w:val="14"/>
-          <w:szCs w:val="14"/>
-          <w:lang w:val="fr-FR"/>
-        </w:rPr>
-        <w:t xml:space="preserve">», en   cours   de   formation, inscrite   à </w:t>
-      </w:r>
-      <w:r>
-        <w:rPr>
-          <w:sz w:val="14"/>
-          <w:szCs w:val="14"/>
-          <w:lang w:val="fr-FR"/>
-        </w:rPr>
-        <w:t>l’OMPIC sous</w:t>
-      </w:r>
-      <w:r>
-        <w:rPr>
-          <w:sz w:val="14"/>
-          <w:szCs w:val="14"/>
-          <w:lang w:val="fr-FR"/>
-        </w:rPr>
-        <w:t xml:space="preserve"> l’ICE N° </w:t>
+        <w:t xml:space="preserve"/>
+      </w:r>
+      <w:r>
+        <w:rPr>
+          <w:sz w:val="14"/>
+          <w:szCs w:val="14"/>
+          <w:lang w:val="fr-FR"/>
+        </w:rPr>
+        <w:t xml:space="preserve"/>
+      </w:r>
+      <w:r>
+        <w:rPr>
+          <w:sz w:val="14"/>
+          <w:szCs w:val="14"/>
+          <w:lang w:val="fr-FR"/>
+        </w:rPr>
+        <w:t/>
+      </w:r>
+      <w:r>
+        <w:rPr>
+          <w:sz w:val="14"/>
+          <w:szCs w:val="14"/>
+          <w:lang w:val="fr-FR"/>
+        </w:rPr>
+        <w:t xml:space="preserve"/>
       </w:r>
       <w:proofErr w:type="gramStart"/>
       <w:r>
@@ -880,7 +880,7 @@
           <w:szCs w:val="14"/>
           <w:lang w:val="fr-FR"/>
         </w:rPr>
-        <w:t>{{ SOCIETE</w:t>
+        <w:t/>
       </w:r>
       <w:proofErr w:type="gramEnd"/>
       <w:r>
@@ -889,7 +889,7 @@
           <w:szCs w:val="14"/>
           <w:lang w:val="fr-FR"/>
         </w:rPr>
-        <w:t>_</w:t>
+        <w:t/>
       </w:r>
       <w:proofErr w:type="gramStart"/>
       <w:r>
@@ -898,7 +898,7 @@
           <w:szCs w:val="14"/>
           <w:lang w:val="fr-FR"/>
         </w:rPr>
-        <w:t>ICE }</w:t>
+        <w:t/>
       </w:r>
       <w:proofErr w:type="gramEnd"/>
       <w:r>
@@ -907,7 +907,7 @@
           <w:szCs w:val="14"/>
           <w:lang w:val="fr-FR"/>
         </w:rPr>
-        <w:t>}, représentée par son Gérant :</w:t>
+        <w:t/>
       </w:r>
     </w:p>
     <w:tbl>
@@ -947,7 +947,7 @@
                 <w:szCs w:val="14"/>
                 <w:lang w:val="fr-FR"/>
               </w:rPr>
-              <w:t>{{ ASSOCIE_CIVILITE }}</w:t>
+              <w:t>_ASSOCIE_CIVILITE_</w:t>
             </w:r>
           </w:p>
         </w:tc>
@@ -970,7 +970,7 @@
                 <w:szCs w:val="14"/>
                 <w:lang w:val="fr-FR"/>
               </w:rPr>
-              <w:t>{{ ASSOCIE_PRENOM }} {{ ASSOCIE_NOM }}</w:t>
+              <w:t>_ASSOCIE_PRENOM_ _ASSOCIE_NOM_</w:t>
             </w:r>
           </w:p>
         </w:tc>
@@ -1026,7 +1026,7 @@
                 <w:szCs w:val="14"/>
                 <w:lang w:val="fr-FR"/>
               </w:rPr>
-              <w:t>{{ ASSOCIE</w:t>
+              <w:t>_ASSOCIE_DATE_NAISSANCE_ à _ASSOCIE_LIEU_NAISSANCE_</w:t>
             </w:r>
             <w:proofErr w:type="gramEnd"/>
             <w:r>
@@ -1035,7 +1035,7 @@
                 <w:szCs w:val="14"/>
                 <w:lang w:val="fr-FR"/>
               </w:rPr>
-              <w:t>_DATE_</w:t>
+              <w:t/>
             </w:r>
             <w:proofErr w:type="gramStart"/>
             <w:r>
@@ -1044,7 +1044,7 @@
                 <w:szCs w:val="14"/>
                 <w:lang w:val="fr-FR"/>
               </w:rPr>
-              <w:t>NAISSANCE }</w:t>
+              <w:t/>
             </w:r>
             <w:proofErr w:type="gramEnd"/>
             <w:r>
@@ -1053,7 +1053,7 @@
                 <w:szCs w:val="14"/>
                 <w:lang w:val="fr-FR"/>
               </w:rPr>
-              <w:t xml:space="preserve">} à </w:t>
+              <w:t xml:space="preserve"/>
             </w:r>
             <w:proofErr w:type="gramStart"/>
             <w:r>
@@ -1062,7 +1062,7 @@
                 <w:szCs w:val="14"/>
                 <w:lang w:val="fr-FR"/>
               </w:rPr>
-              <w:t>{{ ASSOCIE</w:t>
+              <w:t/>
             </w:r>
             <w:proofErr w:type="gramEnd"/>
             <w:r>
@@ -1071,7 +1071,7 @@
                 <w:szCs w:val="14"/>
                 <w:lang w:val="fr-FR"/>
               </w:rPr>
-              <w:t>_LIEU_NAISSANCE }}</w:t>
+              <w:t/>
             </w:r>
           </w:p>
         </w:tc>
@@ -1126,7 +1126,7 @@
                 <w:szCs w:val="14"/>
                 <w:lang w:val="fr-FR"/>
               </w:rPr>
-              <w:t>{{ ASSOCIE_NATIONALITE }}</w:t>
+              <w:t>_ASSOCIE_NATIONALITE_</w:t>
             </w:r>
           </w:p>
         </w:tc>
@@ -1211,7 +1211,7 @@
                 <w:szCs w:val="14"/>
                 <w:lang w:val="fr-FR"/>
               </w:rPr>
-              <w:t>{{ ASSOCIE_CIN }}</w:t>
+              <w:t>_ASSOCIE_CIN_</w:t>
             </w:r>
           </w:p>
         </w:tc>
@@ -1266,7 +1266,7 @@
                 <w:szCs w:val="14"/>
                 <w:lang w:val="fr-FR"/>
               </w:rPr>
-              <w:t>{{ ASSOCIE_ADRESSE }}</w:t>
+              <w:t>_ASSOCIE_ADRESSE_</w:t>
             </w:r>
           </w:p>
         </w:tc>
@@ -1321,7 +1321,7 @@
                 <w:szCs w:val="14"/>
                 <w:lang w:val="fr-FR"/>
               </w:rPr>
-              <w:t>{{ ASSOCIE_QUALITE }}</w:t>
+              <w:t>_ASSOCIE_QUALITE_</w:t>
             </w:r>
           </w:p>
         </w:tc>
@@ -1376,7 +1376,7 @@
                 <w:szCs w:val="14"/>
                 <w:lang w:val="fr-FR"/>
               </w:rPr>
-              <w:t>{{ ASSOCIE_TELEPHONE }}</w:t>
+              <w:t>_ASSOCIE_TELEPHONE_</w:t>
             </w:r>
           </w:p>
         </w:tc>
@@ -1444,7 +1444,7 @@
                 <w:szCs w:val="14"/>
                 <w:lang w:val="fr-FR"/>
               </w:rPr>
-              <w:t>{{ ASSOCIE_EMAIL }}</w:t>
+              <w:t>_ASSOCIE_EMAIL_</w:t>
             </w:r>
           </w:p>
         </w:tc>
@@ -1605,7 +1605,7 @@
           <w:szCs w:val="14"/>
           <w:lang w:val="fr-FR"/>
         </w:rPr>
-        <w:t xml:space="preserve">Le présent contrat est conclu pour la domiciliation du siège de la société </w:t>
+        <w:t xml:space="preserve">Le présent contrat est conclu pour la domiciliation du siège de la société _SOCIETE_RAISON_SOCIALE_ _SOCIETE_FORME_JURIDIQUE_, en cours de création, identifiée sous l’ICE n° _SOCIETE_ICE_, en application des dispositions de la loi n°15‑95 formant Code de commerce, telle que modifiée et complétée.</w:t>
       </w:r>
       <w:proofErr w:type="gramStart"/>
       <w:r>
@@ -1617,7 +1617,7 @@
           <w:szCs w:val="14"/>
           <w:lang w:val="fr-FR"/>
         </w:rPr>
-        <w:t>{{ SOCIETE</w:t>
+        <w:t/>
       </w:r>
       <w:proofErr w:type="gramEnd"/>
       <w:r>
@@ -1629,7 +1629,7 @@
           <w:szCs w:val="14"/>
           <w:lang w:val="fr-FR"/>
         </w:rPr>
-        <w:t>_RAISON_</w:t>
+        <w:t/>
       </w:r>
       <w:proofErr w:type="gramStart"/>
       <w:r>
@@ -1641,7 +1641,7 @@
           <w:szCs w:val="14"/>
           <w:lang w:val="fr-FR"/>
         </w:rPr>
-        <w:t>SOCIALE }</w:t>
+        <w:t/>
       </w:r>
       <w:proofErr w:type="gramEnd"/>
       <w:r>
@@ -1653,7 +1653,7 @@
           <w:szCs w:val="14"/>
           <w:lang w:val="fr-FR"/>
         </w:rPr>
-        <w:t xml:space="preserve">} </w:t>
+        <w:t xml:space="preserve"/>
       </w:r>
       <w:proofErr w:type="gramStart"/>
       <w:r>
@@ -1665,7 +1665,7 @@
           <w:szCs w:val="14"/>
           <w:lang w:val="fr-FR"/>
         </w:rPr>
-        <w:t>{{ SOCIETE</w:t>
+        <w:t/>
       </w:r>
       <w:proofErr w:type="gramEnd"/>
       <w:r>
@@ -1677,7 +1677,7 @@
           <w:szCs w:val="14"/>
           <w:lang w:val="fr-FR"/>
         </w:rPr>
-        <w:t>_FORME_</w:t>
+        <w:t/>
       </w:r>
       <w:proofErr w:type="gramStart"/>
       <w:r>
@@ -1689,7 +1689,7 @@
           <w:szCs w:val="14"/>
           <w:lang w:val="fr-FR"/>
         </w:rPr>
-        <w:t>JURIDIQUE }</w:t>
+        <w:t/>
       </w:r>
       <w:proofErr w:type="gramEnd"/>
       <w:r>
@@ -1701,7 +1701,7 @@
           <w:szCs w:val="14"/>
           <w:lang w:val="fr-FR"/>
         </w:rPr>
-        <w:t>},</w:t>
+        <w:t/>
       </w:r>
       <w:r>
         <w:rPr>
@@ -1710,23 +1710,23 @@
           <w:szCs w:val="14"/>
           <w:lang w:val="fr-FR"/>
         </w:rPr>
-        <w:t xml:space="preserve"> </w:t>
-      </w:r>
-      <w:r>
-        <w:rPr>
-          <w:sz w:val="14"/>
-          <w:szCs w:val="14"/>
-          <w:lang w:val="fr-FR"/>
-        </w:rPr>
-        <w:t>en cours de création, identifiée sous l’ICE n°</w:t>
-      </w:r>
-      <w:r>
-        <w:rPr>
-          <w:sz w:val="14"/>
-          <w:szCs w:val="14"/>
-          <w:lang w:val="fr-FR"/>
-        </w:rPr>
-        <w:t xml:space="preserve"> </w:t>
+        <w:t xml:space="preserve"/>
+      </w:r>
+      <w:r>
+        <w:rPr>
+          <w:sz w:val="14"/>
+          <w:szCs w:val="14"/>
+          <w:lang w:val="fr-FR"/>
+        </w:rPr>
+        <w:t/>
+      </w:r>
+      <w:r>
+        <w:rPr>
+          <w:sz w:val="14"/>
+          <w:szCs w:val="14"/>
+          <w:lang w:val="fr-FR"/>
+        </w:rPr>
+        <w:t xml:space="preserve"/>
       </w:r>
       <w:proofErr w:type="gramStart"/>
       <w:r>
@@ -1738,7 +1738,7 @@
           <w:szCs w:val="14"/>
           <w:lang w:val="fr-FR"/>
         </w:rPr>
-        <w:t>{{ SOCIETE</w:t>
+        <w:t/>
       </w:r>
       <w:proofErr w:type="gramEnd"/>
       <w:r>
@@ -1750,7 +1750,7 @@
           <w:szCs w:val="14"/>
           <w:lang w:val="fr-FR"/>
         </w:rPr>
-        <w:t>_</w:t>
+        <w:t/>
       </w:r>
       <w:proofErr w:type="gramStart"/>
       <w:r>
@@ -1762,7 +1762,7 @@
           <w:szCs w:val="14"/>
           <w:lang w:val="fr-FR"/>
         </w:rPr>
-        <w:t>ICE }</w:t>
+        <w:t/>
       </w:r>
       <w:proofErr w:type="gramEnd"/>
       <w:r>
@@ -1774,7 +1774,7 @@
           <w:szCs w:val="14"/>
           <w:lang w:val="fr-FR"/>
         </w:rPr>
-        <w:t>},</w:t>
+        <w:t/>
       </w:r>
       <w:r>
         <w:rPr>
@@ -1783,15 +1783,15 @@
           <w:szCs w:val="14"/>
           <w:lang w:val="fr-FR"/>
         </w:rPr>
-        <w:t xml:space="preserve"> </w:t>
-      </w:r>
-      <w:r>
-        <w:rPr>
-          <w:sz w:val="14"/>
-          <w:szCs w:val="14"/>
-          <w:lang w:val="fr-FR"/>
-        </w:rPr>
-        <w:t>en application des dispositions de la loi n°15</w:t>
+        <w:t xml:space="preserve"/>
+      </w:r>
+      <w:r>
+        <w:rPr>
+          <w:sz w:val="14"/>
+          <w:szCs w:val="14"/>
+          <w:lang w:val="fr-FR"/>
+        </w:rPr>
+        <w:t/>
       </w:r>
       <w:r>
         <w:rPr>
@@ -1800,15 +1800,15 @@
           <w:szCs w:val="14"/>
           <w:lang w:val="fr-FR"/>
         </w:rPr>
-        <w:t>‑</w:t>
-      </w:r>
-      <w:r>
-        <w:rPr>
-          <w:sz w:val="14"/>
-          <w:szCs w:val="14"/>
-          <w:lang w:val="fr-FR"/>
-        </w:rPr>
-        <w:t xml:space="preserve">95 </w:t>
+        <w:t/>
+      </w:r>
+      <w:r>
+        <w:rPr>
+          <w:sz w:val="14"/>
+          <w:szCs w:val="14"/>
+          <w:lang w:val="fr-FR"/>
+        </w:rPr>
+        <w:t xml:space="preserve"/>
       </w:r>
       <w:proofErr w:type="gramStart"/>
       <w:r>
@@ -1817,7 +1817,7 @@
           <w:szCs w:val="14"/>
           <w:lang w:val="fr-FR"/>
         </w:rPr>
-        <w:t>formant</w:t>
+        <w:t/>
       </w:r>
       <w:proofErr w:type="gramEnd"/>
       <w:r>
@@ -1826,7 +1826,7 @@
           <w:szCs w:val="14"/>
           <w:lang w:val="fr-FR"/>
         </w:rPr>
-        <w:t xml:space="preserve"> Code de commerce, telle que modifi</w:t>
+        <w:t xml:space="preserve"/>
       </w:r>
       <w:r>
         <w:rPr>
@@ -1835,15 +1835,15 @@
           <w:szCs w:val="14"/>
           <w:lang w:val="fr-FR"/>
         </w:rPr>
-        <w:t>é</w:t>
-      </w:r>
-      <w:r>
-        <w:rPr>
-          <w:sz w:val="14"/>
-          <w:szCs w:val="14"/>
-          <w:lang w:val="fr-FR"/>
-        </w:rPr>
-        <w:t>e et compl</w:t>
+        <w:t/>
+      </w:r>
+      <w:r>
+        <w:rPr>
+          <w:sz w:val="14"/>
+          <w:szCs w:val="14"/>
+          <w:lang w:val="fr-FR"/>
+        </w:rPr>
+        <w:t/>
       </w:r>
       <w:r>
         <w:rPr>
@@ -1852,15 +1852,15 @@
           <w:szCs w:val="14"/>
           <w:lang w:val="fr-FR"/>
         </w:rPr>
-        <w:t>é</w:t>
-      </w:r>
-      <w:r>
-        <w:rPr>
-          <w:sz w:val="14"/>
-          <w:szCs w:val="14"/>
-          <w:lang w:val="fr-FR"/>
-        </w:rPr>
-        <w:t>t</w:t>
+        <w:t/>
+      </w:r>
+      <w:r>
+        <w:rPr>
+          <w:sz w:val="14"/>
+          <w:szCs w:val="14"/>
+          <w:lang w:val="fr-FR"/>
+        </w:rPr>
+        <w:t/>
       </w:r>
       <w:r>
         <w:rPr>
@@ -1869,23 +1869,23 @@
           <w:szCs w:val="14"/>
           <w:lang w:val="fr-FR"/>
         </w:rPr>
-        <w:t>é</w:t>
-      </w:r>
-      <w:r>
-        <w:rPr>
-          <w:sz w:val="14"/>
-          <w:szCs w:val="14"/>
-          <w:lang w:val="fr-FR"/>
-        </w:rPr>
-        <w:t>e</w:t>
-      </w:r>
-      <w:r>
-        <w:rPr>
-          <w:sz w:val="14"/>
-          <w:szCs w:val="14"/>
-          <w:lang w:val="fr-FR"/>
-        </w:rPr>
-        <w:t>.</w:t>
+        <w:t/>
+      </w:r>
+      <w:r>
+        <w:rPr>
+          <w:sz w:val="14"/>
+          <w:szCs w:val="14"/>
+          <w:lang w:val="fr-FR"/>
+        </w:rPr>
+        <w:t/>
+      </w:r>
+      <w:r>
+        <w:rPr>
+          <w:sz w:val="14"/>
+          <w:szCs w:val="14"/>
+          <w:lang w:val="fr-FR"/>
+        </w:rPr>
+        <w:t/>
       </w:r>
     </w:p>
     <w:p>
@@ -3064,7 +3064,7 @@
           <w:szCs w:val="14"/>
           <w:lang w:val="fr-FR"/>
         </w:rPr>
-        <w:t>{{ CONTRAT_DUREE_MOIS }}</w:t>
+        <w:t>_CONTRAT_DUREE_MOIS_</w:t>
       </w:r>
       <w:r>
         <w:rPr>
@@ -3092,7 +3092,7 @@
           <w:szCs w:val="14"/>
           <w:lang w:val="fr-FR"/>
         </w:rPr>
-        <w:t>{{ CONTRAT_DATE_DEBUT }}</w:t>
+        <w:t>_CONTRAT_DATE_DEBUT_</w:t>
       </w:r>
       <w:r>
         <w:rPr>
@@ -3120,7 +3120,7 @@
           <w:szCs w:val="14"/>
           <w:lang w:val="fr-FR"/>
         </w:rPr>
-        <w:t>{{ CONTRAT_DATE_FIN }}</w:t>
+        <w:t>_CONTRAT_DATE_FIN_</w:t>
       </w:r>
       <w:r>
         <w:rPr>
@@ -3233,7 +3233,7 @@
           <w:szCs w:val="14"/>
           <w:lang w:val="fr-FR"/>
         </w:rPr>
-        <w:t xml:space="preserve">Pendant la période initiale prévue au contrat, le présent contrat de domiciliation est conclu moyennant un pack de démarrage d’un montant total de </w:t>
+        <w:t xml:space="preserve">Pendant la période initiale prévue au contrat, le présent contrat de domiciliation est conclu moyennant un pack de démarrage d’un montant total de _CONTRAT_PACK_MONTANT_TTC_ DH, soit un loyer mensuel de _CONTRAT_LOYER_HT_ DH. Ce montant couvre l’ensemble des prestations prévues à l’article 2 du présent contrat.</w:t>
       </w:r>
       <w:proofErr w:type="gramStart"/>
       <w:r>
@@ -3244,7 +3244,7 @@
           <w:szCs w:val="14"/>
           <w:lang w:val="fr-FR"/>
         </w:rPr>
-        <w:t>{{ CONTRAT</w:t>
+        <w:t/>
       </w:r>
       <w:proofErr w:type="gramEnd"/>
       <w:r>
@@ -3255,7 +3255,7 @@
           <w:szCs w:val="14"/>
           <w:lang w:val="fr-FR"/>
         </w:rPr>
-        <w:t>_PACK_MONTANT_</w:t>
+        <w:t/>
       </w:r>
       <w:proofErr w:type="gramStart"/>
       <w:r>
@@ -3266,15 +3266,15 @@
           <w:szCs w:val="14"/>
           <w:lang w:val="fr-FR"/>
         </w:rPr>
-        <w:t xml:space="preserve">TTC </w:t>
-      </w:r>
-      <w:r>
-        <w:rPr>
-          <w:sz w:val="14"/>
-          <w:szCs w:val="14"/>
-          <w:lang w:val="fr-FR"/>
-        </w:rPr>
-        <w:t>}</w:t>
+        <w:t xml:space="preserve"/>
+      </w:r>
+      <w:r>
+        <w:rPr>
+          <w:sz w:val="14"/>
+          <w:szCs w:val="14"/>
+          <w:lang w:val="fr-FR"/>
+        </w:rPr>
+        <w:t/>
       </w:r>
       <w:proofErr w:type="gramEnd"/>
       <w:r>
@@ -3283,15 +3283,15 @@
           <w:szCs w:val="14"/>
           <w:lang w:val="fr-FR"/>
         </w:rPr>
-        <w:t>} DH</w:t>
-      </w:r>
-      <w:r>
-        <w:rPr>
-          <w:sz w:val="14"/>
-          <w:szCs w:val="14"/>
-          <w:lang w:val="fr-FR"/>
-        </w:rPr>
-        <w:t xml:space="preserve">, soit un loyer mensuel de </w:t>
+        <w:t/>
+      </w:r>
+      <w:r>
+        <w:rPr>
+          <w:sz w:val="14"/>
+          <w:szCs w:val="14"/>
+          <w:lang w:val="fr-FR"/>
+        </w:rPr>
+        <w:t xml:space="preserve"/>
       </w:r>
       <w:proofErr w:type="gramStart"/>
       <w:r>
@@ -3302,7 +3302,7 @@
           <w:szCs w:val="14"/>
           <w:lang w:val="fr-FR"/>
         </w:rPr>
-        <w:t>{{ CONTRAT</w:t>
+        <w:t/>
       </w:r>
       <w:proofErr w:type="gramEnd"/>
       <w:r>
@@ -3313,7 +3313,7 @@
           <w:szCs w:val="14"/>
           <w:lang w:val="fr-FR"/>
         </w:rPr>
-        <w:t>_LOYER_</w:t>
+        <w:t/>
       </w:r>
       <w:proofErr w:type="gramStart"/>
       <w:r>
@@ -3324,7 +3324,7 @@
           <w:szCs w:val="14"/>
           <w:lang w:val="fr-FR"/>
         </w:rPr>
-        <w:t>HT }</w:t>
+        <w:t/>
       </w:r>
       <w:proofErr w:type="gramEnd"/>
       <w:r>
@@ -3335,15 +3335,15 @@
           <w:szCs w:val="14"/>
           <w:lang w:val="fr-FR"/>
         </w:rPr>
-        <w:t>} DH</w:t>
-      </w:r>
-      <w:r>
-        <w:rPr>
-          <w:sz w:val="14"/>
-          <w:szCs w:val="14"/>
-          <w:lang w:val="fr-FR"/>
-        </w:rPr>
-        <w:t>. Ce montant couvre l’ensemble des prestations prévues à l’article 2 du présent contrat.</w:t>
+        <w:t/>
+      </w:r>
+      <w:r>
+        <w:rPr>
+          <w:sz w:val="14"/>
+          <w:szCs w:val="14"/>
+          <w:lang w:val="fr-FR"/>
+        </w:rPr>
+        <w:t/>
       </w:r>
     </w:p>
     <w:p>
@@ -3498,7 +3498,7 @@
           <w:szCs w:val="14"/>
           <w:lang w:val="fr-FR"/>
         </w:rPr>
-        <w:t xml:space="preserve">Le loyer de renouvellement est fixé à </w:t>
+        <w:t xml:space="preserve">Le loyer de renouvellement est fixé à _CONTRAT_RENOUV_LOYER_HT_ DH par mois, portant le montant annuel à _CONTRAT_RENOUV_ANNUEL_TTC_ DH.</w:t>
       </w:r>
       <w:proofErr w:type="gramStart"/>
       <w:r>
@@ -3509,7 +3509,7 @@
           <w:szCs w:val="14"/>
           <w:lang w:val="fr-FR"/>
         </w:rPr>
-        <w:t>{{ CONTRAT</w:t>
+        <w:t/>
       </w:r>
       <w:proofErr w:type="gramEnd"/>
       <w:r>
@@ -3520,7 +3520,7 @@
           <w:szCs w:val="14"/>
           <w:lang w:val="fr-FR"/>
         </w:rPr>
-        <w:t>_RENOUV_LOYER_</w:t>
+        <w:t/>
       </w:r>
       <w:proofErr w:type="gramStart"/>
       <w:r>
@@ -3531,7 +3531,7 @@
           <w:szCs w:val="14"/>
           <w:lang w:val="fr-FR"/>
         </w:rPr>
-        <w:t>HT }</w:t>
+        <w:t/>
       </w:r>
       <w:proofErr w:type="gramEnd"/>
       <w:r>
@@ -3542,15 +3542,15 @@
           <w:szCs w:val="14"/>
           <w:lang w:val="fr-FR"/>
         </w:rPr>
-        <w:t>} DH</w:t>
-      </w:r>
-      <w:r>
-        <w:rPr>
-          <w:sz w:val="14"/>
-          <w:szCs w:val="14"/>
-          <w:lang w:val="fr-FR"/>
-        </w:rPr>
-        <w:t xml:space="preserve"> par mois, portant le montant annuel à </w:t>
+        <w:t/>
+      </w:r>
+      <w:r>
+        <w:rPr>
+          <w:sz w:val="14"/>
+          <w:szCs w:val="14"/>
+          <w:lang w:val="fr-FR"/>
+        </w:rPr>
+        <w:t xml:space="preserve"/>
       </w:r>
       <w:proofErr w:type="gramStart"/>
       <w:r>
@@ -3561,7 +3561,7 @@
           <w:szCs w:val="14"/>
           <w:lang w:val="fr-FR"/>
         </w:rPr>
-        <w:t>{{ CONTRAT</w:t>
+        <w:t/>
       </w:r>
       <w:proofErr w:type="gramEnd"/>
       <w:r>
@@ -3572,7 +3572,7 @@
           <w:szCs w:val="14"/>
           <w:lang w:val="fr-FR"/>
         </w:rPr>
-        <w:t>_RENOUV_ANNUEL_</w:t>
+        <w:t/>
       </w:r>
       <w:proofErr w:type="gramStart"/>
       <w:r>
@@ -3583,7 +3583,7 @@
           <w:szCs w:val="14"/>
           <w:lang w:val="fr-FR"/>
         </w:rPr>
-        <w:t>TTC }</w:t>
+        <w:t/>
       </w:r>
       <w:proofErr w:type="gramEnd"/>
       <w:r>
@@ -3594,7 +3594,7 @@
           <w:szCs w:val="14"/>
           <w:lang w:val="fr-FR"/>
         </w:rPr>
-        <w:t>} DH.</w:t>
+        <w:t/>
       </w:r>
     </w:p>
     <w:p>
@@ -4328,7 +4328,7 @@
           <w:szCs w:val="14"/>
           <w:lang w:val="fr-FR"/>
         </w:rPr>
-        <w:t>{{ ASSOCIE_CIVILITE }} {{ ASSOCIE_PRENOM }} {{ ASSOCIE_NOM }},</w:t>
+        <w:t>_ASSOCIE_CIVILITE_ _ASSOCIE_PRENOM_ _ASSOCIE_NOM_,</w:t>
       </w:r>
       <w:r>
         <w:rPr>
@@ -4356,7 +4356,7 @@
           <w:szCs w:val="14"/>
           <w:lang w:val="fr-FR"/>
         </w:rPr>
-        <w:t>« {{ SOCIETE_RAISON_SOCIALE }} {{ SOCIETE_FORME_JURIDIQUE }} »</w:t>
+        <w:t>« _SOCIETE_RAISON_SOCIALE_ _SOCIETE_FORME_JURIDIQUE_ »</w:t>
       </w:r>
       <w:r>
         <w:rPr>
@@ -4425,7 +4425,7 @@
           <w:szCs w:val="14"/>
           <w:lang w:val="fr-FR"/>
         </w:rPr>
-        <w:t>{{ SOCIETE_RAISON_SOCIALE }} {{ SOCIETE_FORME_JURIDIQUE }}.</w:t>
+        <w:t>_SOCIETE_RAISON_SOCIALE_ _SOCIETE_FORME_JURIDIQUE_.</w:t>
       </w:r>
     </w:p>
     <w:p>
@@ -4468,7 +4468,7 @@
           <w:szCs w:val="14"/>
           <w:lang w:val="fr-FR"/>
         </w:rPr>
-        <w:t xml:space="preserve">Fait à Casablanca, Le : </w:t>
+        <w:t xml:space="preserve">Fait à Casablanca, Le : _CONTRAT_DATE_</w:t>
       </w:r>
       <w:proofErr w:type="gramStart"/>
       <w:r>
@@ -4480,7 +4480,7 @@
           <w:szCs w:val="14"/>
           <w:lang w:val="fr-FR"/>
         </w:rPr>
-        <w:t>{{ CONTRAT</w:t>
+        <w:t/>
       </w:r>
       <w:proofErr w:type="gramEnd"/>
       <w:r>
@@ -4492,7 +4492,7 @@
           <w:szCs w:val="14"/>
           <w:lang w:val="fr-FR"/>
         </w:rPr>
-        <w:t>_</w:t>
+        <w:t/>
       </w:r>
       <w:proofErr w:type="gramStart"/>
       <w:r>
@@ -4504,7 +4504,7 @@
           <w:szCs w:val="14"/>
           <w:lang w:val="fr-FR"/>
         </w:rPr>
-        <w:t>DATE }</w:t>
+        <w:t/>
       </w:r>
       <w:proofErr w:type="gramEnd"/>
       <w:r>
@@ -4516,7 +4516,7 @@
           <w:szCs w:val="14"/>
           <w:lang w:val="fr-FR"/>
         </w:rPr>
-        <w:t>}</w:t>
+        <w:t/>
       </w:r>
     </w:p>
     <w:p>
@@ -4933,7 +4933,7 @@
                                 <w:szCs w:val="14"/>
                                 <w:lang w:val="fr-FR"/>
                               </w:rPr>
-                              <w:t>{{ SOCIETE</w:t>
+                              <w:t>_SOCIETE_RAISON_SOCIALE_ _SOCIETE_FORME_JURIDIQUE_ Représentée par _ASSOCIE_CIVILITE_ _ASSOCIE_PRENOM_ _ASSOCIE_NOM__SOCIETE_RAISON_SOCIALE_ _SOCIETE_FORME_JURIDIQUE_ Représentée par _ASSOCIE_CIVILITE_ _ASSOCIE_PRENOM_ _ASSOCIE_NOM_</w:t>
                             </w:r>
                             <w:proofErr w:type="gramEnd"/>
                             <w:r>
@@ -4945,7 +4945,7 @@
                                 <w:szCs w:val="14"/>
                                 <w:lang w:val="fr-FR"/>
                               </w:rPr>
-                              <w:t>_RAISON_</w:t>
+                              <w:t/>
                             </w:r>
                             <w:proofErr w:type="gramStart"/>
                             <w:r>
@@ -4957,7 +4957,7 @@
                                 <w:szCs w:val="14"/>
                                 <w:lang w:val="fr-FR"/>
                               </w:rPr>
-                              <w:t>SOCIALE }</w:t>
+                              <w:t/>
                             </w:r>
                             <w:proofErr w:type="gramEnd"/>
                             <w:r>
@@ -4969,7 +4969,7 @@
                                 <w:szCs w:val="14"/>
                                 <w:lang w:val="fr-FR"/>
                               </w:rPr>
-                              <w:t xml:space="preserve">} </w:t>
+                              <w:t xml:space="preserve"/>
                             </w:r>
                             <w:proofErr w:type="gramStart"/>
                             <w:r>
@@ -4981,7 +4981,7 @@
                                 <w:szCs w:val="14"/>
                                 <w:lang w:val="fr-FR"/>
                               </w:rPr>
-                              <w:t>{{ SOCIETE</w:t>
+                              <w:t/>
                             </w:r>
                             <w:proofErr w:type="gramEnd"/>
                             <w:r>
@@ -4993,7 +4993,7 @@
                                 <w:szCs w:val="14"/>
                                 <w:lang w:val="fr-FR"/>
                               </w:rPr>
-                              <w:t>_FORME_</w:t>
+                              <w:t/>
                             </w:r>
                             <w:proofErr w:type="gramStart"/>
                             <w:r>
@@ -5005,7 +5005,7 @@
                                 <w:szCs w:val="14"/>
                                 <w:lang w:val="fr-FR"/>
                               </w:rPr>
-                              <w:t>JURIDIQUE }</w:t>
+                              <w:t/>
                             </w:r>
                             <w:proofErr w:type="gramEnd"/>
                             <w:r>
@@ -5017,7 +5017,7 @@
                                 <w:szCs w:val="14"/>
                                 <w:lang w:val="fr-FR"/>
                               </w:rPr>
-                              <w:t xml:space="preserve">} </w:t>
+                              <w:t xml:space="preserve"/>
                             </w:r>
                           </w:p>
                           <w:p>
@@ -5036,7 +5036,7 @@
                                 <w:szCs w:val="14"/>
                                 <w:lang w:val="fr-FR"/>
                               </w:rPr>
-                              <w:t>R</w:t>
+                              <w:t/>
                             </w:r>
                             <w:r>
                               <w:rPr>
@@ -5044,7 +5044,7 @@
                                 <w:szCs w:val="14"/>
                                 <w:lang w:val="fr-FR"/>
                               </w:rPr>
-                              <w:t xml:space="preserve">eprésentée par </w:t>
+                              <w:t xml:space="preserve"/>
                             </w:r>
                             <w:proofErr w:type="gramStart"/>
                             <w:r>
@@ -5056,7 +5056,7 @@
                                 <w:szCs w:val="14"/>
                                 <w:lang w:val="fr-FR"/>
                               </w:rPr>
-                              <w:t>{{ ASSOCIE</w:t>
+                              <w:t/>
                             </w:r>
                             <w:proofErr w:type="gramEnd"/>
                             <w:r>
@@ -5068,7 +5068,7 @@
                                 <w:szCs w:val="14"/>
                                 <w:lang w:val="fr-FR"/>
                               </w:rPr>
-                              <w:t>_</w:t>
+                              <w:t/>
                             </w:r>
                             <w:proofErr w:type="gramStart"/>
                             <w:r>
@@ -5080,7 +5080,7 @@
                                 <w:szCs w:val="14"/>
                                 <w:lang w:val="fr-FR"/>
                               </w:rPr>
-                              <w:t>CIVILITE }</w:t>
+                              <w:t/>
                             </w:r>
                             <w:proofErr w:type="gramEnd"/>
                             <w:r>
@@ -5092,7 +5092,7 @@
                                 <w:szCs w:val="14"/>
                                 <w:lang w:val="fr-FR"/>
                               </w:rPr>
-                              <w:t xml:space="preserve">} </w:t>
+                              <w:t xml:space="preserve"/>
                             </w:r>
                             <w:proofErr w:type="gramStart"/>
                             <w:r>
@@ -5104,7 +5104,7 @@
                                 <w:szCs w:val="14"/>
                                 <w:lang w:val="fr-FR"/>
                               </w:rPr>
-                              <w:t>{{ ASSOCIE</w:t>
+                              <w:t/>
                             </w:r>
                             <w:proofErr w:type="gramEnd"/>
                             <w:r>
@@ -5116,7 +5116,7 @@
                                 <w:szCs w:val="14"/>
                                 <w:lang w:val="fr-FR"/>
                               </w:rPr>
-                              <w:t>_</w:t>
+                              <w:t/>
                             </w:r>
                             <w:proofErr w:type="gramStart"/>
                             <w:r>
@@ -5128,7 +5128,7 @@
                                 <w:szCs w:val="14"/>
                                 <w:lang w:val="fr-FR"/>
                               </w:rPr>
-                              <w:t>PRENOM }</w:t>
+                              <w:t/>
                             </w:r>
                             <w:proofErr w:type="gramEnd"/>
                             <w:r>
@@ -5140,7 +5140,7 @@
                                 <w:szCs w:val="14"/>
                                 <w:lang w:val="fr-FR"/>
                               </w:rPr>
-                              <w:t xml:space="preserve">} </w:t>
+                              <w:t xml:space="preserve"/>
                             </w:r>
                             <w:proofErr w:type="gramStart"/>
                             <w:r>
@@ -5152,7 +5152,7 @@
                                 <w:szCs w:val="14"/>
                                 <w:lang w:val="fr-FR"/>
                               </w:rPr>
-                              <w:t>{{ ASSOCIE</w:t>
+                              <w:t/>
                             </w:r>
                             <w:proofErr w:type="gramEnd"/>
                             <w:r>
@@ -5164,7 +5164,7 @@
                                 <w:szCs w:val="14"/>
                                 <w:lang w:val="fr-FR"/>
                               </w:rPr>
-                              <w:t>_</w:t>
+                              <w:t/>
                             </w:r>
                             <w:proofErr w:type="gramStart"/>
                             <w:r>
@@ -5176,7 +5176,7 @@
                                 <w:szCs w:val="14"/>
                                 <w:lang w:val="fr-FR"/>
                               </w:rPr>
-                              <w:t>NOM }</w:t>
+                              <w:t/>
                             </w:r>
                             <w:proofErr w:type="gramEnd"/>
                             <w:r>
@@ -5188,7 +5188,7 @@
                                 <w:szCs w:val="14"/>
                                 <w:lang w:val="fr-FR"/>
                               </w:rPr>
-                              <w:t>}</w:t>
+                              <w:t/>
                             </w:r>
                           </w:p>
                         </w:txbxContent>
@@ -5240,7 +5240,7 @@
                           <w:szCs w:val="14"/>
                           <w:lang w:val="fr-FR"/>
                         </w:rPr>
-                        <w:t>{{ SOCIETE</w:t>
+                        <w:t/>
                       </w:r>
                       <w:proofErr w:type="gramEnd"/>
                       <w:r>
@@ -5252,7 +5252,7 @@
                           <w:szCs w:val="14"/>
                           <w:lang w:val="fr-FR"/>
                         </w:rPr>
-                        <w:t>_RAISON_</w:t>
+                        <w:t/>
                       </w:r>
                       <w:proofErr w:type="gramStart"/>
                       <w:r>
@@ -5264,7 +5264,7 @@
                           <w:szCs w:val="14"/>
                           <w:lang w:val="fr-FR"/>
                         </w:rPr>
-                        <w:t>SOCIALE }</w:t>
+                        <w:t/>
                       </w:r>
                       <w:proofErr w:type="gramEnd"/>
                       <w:r>
@@ -5276,7 +5276,7 @@
                           <w:szCs w:val="14"/>
                           <w:lang w:val="fr-FR"/>
                         </w:rPr>
-                        <w:t xml:space="preserve">} </w:t>
+                        <w:t xml:space="preserve"/>
                       </w:r>
                       <w:proofErr w:type="gramStart"/>
                       <w:r>
@@ -5288,7 +5288,7 @@
                           <w:szCs w:val="14"/>
                           <w:lang w:val="fr-FR"/>
                         </w:rPr>
-                        <w:t>{{ SOCIETE</w:t>
+                        <w:t/>
                       </w:r>
                       <w:proofErr w:type="gramEnd"/>
                       <w:r>
@@ -5300,7 +5300,7 @@
                           <w:szCs w:val="14"/>
                           <w:lang w:val="fr-FR"/>
                         </w:rPr>
-                        <w:t>_FORME_</w:t>
+                        <w:t/>
                       </w:r>
                       <w:proofErr w:type="gramStart"/>
                       <w:r>
@@ -5312,7 +5312,7 @@
                           <w:szCs w:val="14"/>
                           <w:lang w:val="fr-FR"/>
                         </w:rPr>
-                        <w:t>JURIDIQUE }</w:t>
+                        <w:t/>
                       </w:r>
                       <w:proofErr w:type="gramEnd"/>
                       <w:r>
@@ -5324,7 +5324,7 @@
                           <w:szCs w:val="14"/>
                           <w:lang w:val="fr-FR"/>
                         </w:rPr>
-                        <w:t xml:space="preserve">} </w:t>
+                        <w:t xml:space="preserve"/>
                       </w:r>
                     </w:p>
                     <w:p>
@@ -5343,7 +5343,7 @@
                           <w:szCs w:val="14"/>
                           <w:lang w:val="fr-FR"/>
                         </w:rPr>
-                        <w:t>R</w:t>
+                        <w:t/>
                       </w:r>
                       <w:r>
                         <w:rPr>
@@ -5351,7 +5351,7 @@
                           <w:szCs w:val="14"/>
                           <w:lang w:val="fr-FR"/>
                         </w:rPr>
-                        <w:t xml:space="preserve">eprésentée par </w:t>
+                        <w:t xml:space="preserve"/>
                       </w:r>
                       <w:proofErr w:type="gramStart"/>
                       <w:r>
@@ -5363,7 +5363,7 @@
                           <w:szCs w:val="14"/>
                           <w:lang w:val="fr-FR"/>
                         </w:rPr>
-                        <w:t>{{ ASSOCIE</w:t>
+                        <w:t/>
                       </w:r>
                       <w:proofErr w:type="gramEnd"/>
                       <w:r>
@@ -5375,7 +5375,7 @@
                           <w:szCs w:val="14"/>
                           <w:lang w:val="fr-FR"/>
                         </w:rPr>
-                        <w:t>_</w:t>
+                        <w:t/>
                       </w:r>
                       <w:proofErr w:type="gramStart"/>
                       <w:r>
@@ -5387,7 +5387,7 @@
                           <w:szCs w:val="14"/>
                           <w:lang w:val="fr-FR"/>
                         </w:rPr>
-                        <w:t>CIVILITE }</w:t>
+                        <w:t/>
                       </w:r>
                       <w:proofErr w:type="gramEnd"/>
                       <w:r>
@@ -5399,7 +5399,7 @@
                           <w:szCs w:val="14"/>
                           <w:lang w:val="fr-FR"/>
                         </w:rPr>
-                        <w:t xml:space="preserve">} </w:t>
+                        <w:t xml:space="preserve"/>
                       </w:r>
                       <w:proofErr w:type="gramStart"/>
                       <w:r>
@@ -5411,7 +5411,7 @@
                           <w:szCs w:val="14"/>
                           <w:lang w:val="fr-FR"/>
                         </w:rPr>
-                        <w:t>{{ ASSOCIE</w:t>
+                        <w:t/>
                       </w:r>
                       <w:proofErr w:type="gramEnd"/>
                       <w:r>
@@ -5423,7 +5423,7 @@
                           <w:szCs w:val="14"/>
                           <w:lang w:val="fr-FR"/>
                         </w:rPr>
-                        <w:t>_</w:t>
+                        <w:t/>
                       </w:r>
                       <w:proofErr w:type="gramStart"/>
                       <w:r>
@@ -5435,7 +5435,7 @@
                           <w:szCs w:val="14"/>
                           <w:lang w:val="fr-FR"/>
                         </w:rPr>
-                        <w:t>PRENOM }</w:t>
+                        <w:t/>
                       </w:r>
                       <w:proofErr w:type="gramEnd"/>
                       <w:r>
@@ -5447,7 +5447,7 @@
                           <w:szCs w:val="14"/>
                           <w:lang w:val="fr-FR"/>
                         </w:rPr>
-                        <w:t xml:space="preserve">} </w:t>
+                        <w:t xml:space="preserve"/>
                       </w:r>
                       <w:proofErr w:type="gramStart"/>
                       <w:r>
@@ -5459,7 +5459,7 @@
                           <w:szCs w:val="14"/>
                           <w:lang w:val="fr-FR"/>
                         </w:rPr>
-                        <w:t>{{ ASSOCIE</w:t>
+                        <w:t/>
                       </w:r>
                       <w:proofErr w:type="gramEnd"/>
                       <w:r>
@@ -5471,7 +5471,7 @@
                           <w:szCs w:val="14"/>
                           <w:lang w:val="fr-FR"/>
                         </w:rPr>
-                        <w:t>_</w:t>
+                        <w:t/>
                       </w:r>
                       <w:proofErr w:type="gramStart"/>
                       <w:r>
@@ -5483,7 +5483,7 @@
                           <w:szCs w:val="14"/>
                           <w:lang w:val="fr-FR"/>
                         </w:rPr>
-                        <w:t>NOM }</w:t>
+                        <w:t/>
                       </w:r>
                       <w:proofErr w:type="gramEnd"/>
                       <w:r>
@@ -5495,7 +5495,7 @@
                           <w:szCs w:val="14"/>
                           <w:lang w:val="fr-FR"/>
                         </w:rPr>
-                        <w:t>}</w:t>
+                        <w:t/>
                       </w:r>
                     </w:p>
                   </w:txbxContent>

--- a/templates/SARL AU/SARL-AU_2026-07_Contrat-Domiciliation_Template.docx
+++ b/templates/SARL AU/SARL-AU_2026-07_Contrat-Domiciliation_Template.docx
@@ -1,6 +1,6 @@
 
 <file path=word/document.xml><?xml version="1.0" encoding="utf-8"?>
-<w:document xmlns:wpc="http://schemas.microsoft.com/office/word/2010/wordprocessingCanvas" xmlns:cx="http://schemas.microsoft.com/office/drawing/2014/chartex" xmlns:cx1="http://schemas.microsoft.com/office/drawing/2015/9/8/chartex" xmlns:cx2="http://schemas.microsoft.com/office/drawing/2015/10/21/chartex" xmlns:cx3="http://schemas.microsoft.com/office/drawing/2016/5/9/chartex" xmlns:cx4="http://schemas.microsoft.com/office/drawing/2016/5/10/chartex" xmlns:cx5="http://schemas.microsoft.com/office/drawing/2016/5/11/chartex" xmlns:cx6="http://schemas.microsoft.com/office/drawing/2016/5/12/chartex" xmlns:cx7="http://schemas.microsoft.com/office/drawing/2016/5/13/chartex" xmlns:cx8="http://schemas.microsoft.com/office/drawing/2016/5/14/chartex" xmlns:mc="http://schemas.openxmlformats.org/markup-compatibility/2006" xmlns:aink="http://schemas.microsoft.com/office/drawing/2016/ink" xmlns:am3d="http://schemas.microsoft.com/office/drawing/2017/model3d" xmlns:o="urn:schemas-microsoft-com:office:office" xmlns:oel="http://schemas.microsoft.com/office/2019/extlst" xmlns:r="http://schemas.openxmlformats.org/officeDocument/2006/relationships" xmlns:m="http://schemas.openxmlformats.org/officeDocument/2006/math" xmlns:v="urn:schemas-microsoft-com:vml" xmlns:wp14="http://schemas.microsoft.com/office/word/2010/wordprocessingDrawing" xmlns:wp="http://schemas.openxmlformats.org/drawingml/2006/wordprocessingDrawing" xmlns:w10="urn:schemas-microsoft-com:office:word" xmlns:w="http://schemas.openxmlformats.org/wordprocessingml/2006/main" xmlns:w14="http://schemas.microsoft.com/office/word/2010/wordml" xmlns:w15="http://schemas.microsoft.com/office/word/2012/wordml" xmlns:w16cex="http://schemas.microsoft.com/office/word/2018/wordml/cex" xmlns:w16cid="http://schemas.microsoft.com/office/word/2016/wordml/cid" xmlns:w16="http://schemas.microsoft.com/office/word/2018/wordml" xmlns:w16du="http://schemas.microsoft.com/office/word/2023/wordml/word16du" xmlns:w16sdtdh="http://schemas.microsoft.com/office/word/2020/wordml/sdtdatahash" xmlns:w16sdtfl="http://schemas.microsoft.com/office/word/2024/wordml/sdtformatlock" xmlns:w16se="http://schemas.microsoft.com/office/word/2015/wordml/symex" xmlns:wpg="http://schemas.microsoft.com/office/word/2010/wordprocessingGroup" xmlns:wpi="http://schemas.microsoft.com/office/word/2010/wordprocessingInk" xmlns:wne="http://schemas.microsoft.com/office/word/2006/wordml" xmlns:wps="http://schemas.microsoft.com/office/word/2010/wordprocessingShape" mc:Ignorable="w14 w15 w16se w16cid w16 w16cex w16sdtdh w16sdtfl w16du wp14">
+<w:document xmlns:wpc="http://schemas.microsoft.com/office/word/2010/wordprocessingCanvas" xmlns:cx="http://schemas.microsoft.com/office/drawing/2014/chartex" xmlns:cx1="http://schemas.microsoft.com/office/drawing/2015/9/8/chartex" xmlns:cx2="http://schemas.microsoft.com/office/drawing/2015/10/21/chartex" xmlns:cx3="http://schemas.microsoft.com/office/drawing/2016/5/9/chartex" xmlns:cx4="http://schemas.microsoft.com/office/drawing/2016/5/10/chartex" xmlns:cx5="http://schemas.microsoft.com/office/drawing/2016/5/11/chartex" xmlns:cx6="http://schemas.microsoft.com/office/drawing/2016/5/12/chartex" xmlns:cx7="http://schemas.microsoft.com/office/drawing/2016/5/13/chartex" xmlns:cx8="http://schemas.microsoft.com/office/drawing/2016/5/14/chartex" xmlns:mc="http://schemas.openxmlformats.org/markup-compatibility/2006" xmlns:aink="http://schemas.microsoft.com/office/drawing/2016/ink" xmlns:am3d="http://schemas.microsoft.com/office/drawing/2017/model3d" xmlns:o="urn:schemas-microsoft-com:office:office" xmlns:oel="http://schemas.microsoft.com/office/2019/extlst" xmlns:r="http://schemas.openxmlformats.org/officeDocument/2006/relationships" xmlns:m="http://schemas.openxmlformats.org/officeDocument/2006/math" xmlns:v="urn:schemas-microsoft-com:vml" xmlns:wp14="http://schemas.microsoft.com/office/word/2010/wordprocessingDrawing" xmlns:wp="http://schemas.openxmlformats.org/drawingml/2006/wordprocessingDrawing" xmlns:w10="urn:schemas-microsoft-com:office:word" xmlns:w="http://schemas.openxmlformats.org/wordprocessingml/2006/main" xmlns:w14="http://schemas.microsoft.com/office/word/2010/wordml" xmlns:w15="http://schemas.microsoft.com/office/word/2012/wordml" xmlns:w16cei="http://schemas.microsoft.com/office/word/2026/wordml/cei" xmlns:w16cex="http://schemas.microsoft.com/office/word/2018/wordml/cex" xmlns:w16cid="http://schemas.microsoft.com/office/word/2016/wordml/cid" xmlns:w16="http://schemas.microsoft.com/office/word/2018/wordml" xmlns:w16du="http://schemas.microsoft.com/office/word/2023/wordml/word16du" xmlns:w16sdtdh="http://schemas.microsoft.com/office/word/2020/wordml/sdtdatahash" xmlns:w16sdtfl="http://schemas.microsoft.com/office/word/2024/wordml/sdtformatlock" xmlns:w16se="http://schemas.microsoft.com/office/word/2015/wordml/symex" xmlns:wpg="http://schemas.microsoft.com/office/word/2010/wordprocessingGroup" xmlns:wpi="http://schemas.microsoft.com/office/word/2010/wordprocessingInk" xmlns:wne="http://schemas.microsoft.com/office/word/2006/wordml" xmlns:wps="http://schemas.microsoft.com/office/word/2010/wordprocessingShape" mc:Ignorable="w14 w15 w16se w16cid w16 w16cex w16sdtdh w16sdtfl w16du wp14">
   <w:body>
     <w:p>
       <w:pPr>
@@ -365,11 +365,7 @@
           </mc:Choice>
           <mc:Fallback>
             <w:pict>
-              <v:shapetype w14:anchorId="451F0153" id="_x0000_t202" coordsize="21600,21600" o:spt="202" path="m,l,21600r21600,l21600,xe">
-                <v:stroke joinstyle="miter"/>
-                <v:path gradientshapeok="t" o:connecttype="rect"/>
-              </v:shapetype>
-              <v:shape id="_x0000_s1027" type="#_x0000_t202" style="position:absolute;left:0;text-align:left;margin-left:.8pt;margin-top:11.35pt;width:258.5pt;height:20.4pt;z-index:251662336;visibility:visible;mso-wrap-style:square;mso-width-percent:0;mso-height-percent:0;mso-wrap-distance-left:9pt;mso-wrap-distance-top:0;mso-wrap-distance-right:9pt;mso-wrap-distance-bottom:0;mso-position-horizontal:absolute;mso-position-horizontal-relative:margin;mso-position-vertical:absolute;mso-position-vertical-relative:text;mso-width-percent:0;mso-height-percent:0;mso-width-relative:margin;mso-height-relative:margin;v-text-anchor:top" o:gfxdata="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" fillcolor="white [3201]" stroked="f" strokeweight=".5pt">
+              <v:shape w14:anchorId="451F0153" id="_x0000_s1027" type="#_x0000_t202" style="position:absolute;left:0;text-align:left;margin-left:.8pt;margin-top:11.35pt;width:258.5pt;height:20.4pt;z-index:251662336;visibility:visible;mso-wrap-style:square;mso-width-percent:0;mso-height-percent:0;mso-wrap-distance-left:9pt;mso-wrap-distance-top:0;mso-wrap-distance-right:9pt;mso-wrap-distance-bottom:0;mso-position-horizontal:absolute;mso-position-horizontal-relative:margin;mso-position-vertical:absolute;mso-position-vertical-relative:text;mso-width-percent:0;mso-height-percent:0;mso-width-relative:margin;mso-height-relative:margin;v-text-anchor:top" o:gfxdata="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" fillcolor="white [3201]" stroked="f" strokeweight=".5pt">
                 <v:textbox>
                   <w:txbxContent>
                     <w:p>
@@ -749,165 +745,43 @@
           <w:szCs w:val="14"/>
           <w:lang w:val="fr-FR"/>
         </w:rPr>
-        <w:t xml:space="preserve">ET, La   Société « _SOCIETE_RAISON_SOCIALE_ _SOCIETE_FORME_JURIDIQUE_ », en   cours   de   formation, inscrite   à l’OMPIC sous l’ICE N° _SOCIETE_ICE_, représentée par son Gérant :</w:t>
-      </w:r>
-      <w:r>
-        <w:rPr>
-          <w:b/>
-          <w:bCs/>
-          <w:sz w:val="14"/>
-          <w:szCs w:val="14"/>
-          <w:lang w:val="fr-FR"/>
-        </w:rPr>
-        <w:t xml:space="preserve"/>
-      </w:r>
-      <w:proofErr w:type="gramStart"/>
-      <w:r>
-        <w:rPr>
-          <w:b/>
-          <w:bCs/>
-          <w:sz w:val="14"/>
-          <w:szCs w:val="14"/>
-          <w:lang w:val="fr-FR"/>
-        </w:rPr>
-        <w:t/>
-      </w:r>
-      <w:proofErr w:type="gramEnd"/>
-      <w:r>
-        <w:rPr>
-          <w:b/>
-          <w:bCs/>
-          <w:sz w:val="14"/>
-          <w:szCs w:val="14"/>
-          <w:lang w:val="fr-FR"/>
-        </w:rPr>
-        <w:t/>
-      </w:r>
-      <w:proofErr w:type="gramStart"/>
-      <w:r>
-        <w:rPr>
-          <w:b/>
-          <w:bCs/>
-          <w:sz w:val="14"/>
-          <w:szCs w:val="14"/>
-          <w:lang w:val="fr-FR"/>
-        </w:rPr>
-        <w:t/>
-      </w:r>
-      <w:proofErr w:type="gramEnd"/>
-      <w:r>
-        <w:rPr>
-          <w:b/>
-          <w:bCs/>
-          <w:sz w:val="14"/>
-          <w:szCs w:val="14"/>
-          <w:lang w:val="fr-FR"/>
-        </w:rPr>
-        <w:t xml:space="preserve"/>
-      </w:r>
-      <w:proofErr w:type="gramStart"/>
-      <w:r>
-        <w:rPr>
-          <w:b/>
-          <w:bCs/>
-          <w:sz w:val="14"/>
-          <w:szCs w:val="14"/>
-          <w:lang w:val="fr-FR"/>
-        </w:rPr>
-        <w:t/>
-      </w:r>
-      <w:proofErr w:type="gramEnd"/>
-      <w:r>
-        <w:rPr>
-          <w:b/>
-          <w:bCs/>
-          <w:sz w:val="14"/>
-          <w:szCs w:val="14"/>
-          <w:lang w:val="fr-FR"/>
-        </w:rPr>
-        <w:t/>
-      </w:r>
-      <w:proofErr w:type="gramStart"/>
-      <w:r>
-        <w:rPr>
-          <w:b/>
-          <w:bCs/>
-          <w:sz w:val="14"/>
-          <w:szCs w:val="14"/>
-          <w:lang w:val="fr-FR"/>
-        </w:rPr>
-        <w:t/>
-      </w:r>
-      <w:proofErr w:type="gramEnd"/>
-      <w:r>
-        <w:rPr>
-          <w:b/>
-          <w:bCs/>
-          <w:sz w:val="14"/>
-          <w:szCs w:val="14"/>
-          <w:lang w:val="fr-FR"/>
-        </w:rPr>
-        <w:t xml:space="preserve"/>
-      </w:r>
-      <w:r>
-        <w:rPr>
-          <w:sz w:val="14"/>
-          <w:szCs w:val="14"/>
-          <w:lang w:val="fr-FR"/>
-        </w:rPr>
-        <w:t xml:space="preserve"/>
-      </w:r>
-      <w:r>
-        <w:rPr>
-          <w:sz w:val="14"/>
-          <w:szCs w:val="14"/>
-          <w:lang w:val="fr-FR"/>
-        </w:rPr>
-        <w:t/>
-      </w:r>
-      <w:r>
-        <w:rPr>
-          <w:sz w:val="14"/>
-          <w:szCs w:val="14"/>
-          <w:lang w:val="fr-FR"/>
-        </w:rPr>
-        <w:t xml:space="preserve"/>
-      </w:r>
-      <w:proofErr w:type="gramStart"/>
-      <w:r>
-        <w:rPr>
-          <w:sz w:val="14"/>
-          <w:szCs w:val="14"/>
-          <w:lang w:val="fr-FR"/>
-        </w:rPr>
-        <w:t/>
-      </w:r>
-      <w:proofErr w:type="gramEnd"/>
-      <w:r>
-        <w:rPr>
-          <w:sz w:val="14"/>
-          <w:szCs w:val="14"/>
-          <w:lang w:val="fr-FR"/>
-        </w:rPr>
-        <w:t/>
-      </w:r>
-      <w:proofErr w:type="gramStart"/>
-      <w:r>
-        <w:rPr>
-          <w:sz w:val="14"/>
-          <w:szCs w:val="14"/>
-          <w:lang w:val="fr-FR"/>
-        </w:rPr>
-        <w:t/>
-      </w:r>
-      <w:proofErr w:type="gramEnd"/>
-      <w:r>
-        <w:rPr>
-          <w:sz w:val="14"/>
-          <w:szCs w:val="14"/>
-          <w:lang w:val="fr-FR"/>
-        </w:rPr>
-        <w:t/>
+        <w:t xml:space="preserve">ET, La   Société </w:t>
+      </w:r>
+      <w:r>
+        <w:rPr>
+          <w:b/>
+          <w:bCs/>
+          <w:sz w:val="14"/>
+          <w:szCs w:val="14"/>
+          <w:lang w:val="fr-FR"/>
+        </w:rPr>
+        <w:t>« _SOCIETE_RAISON_SOCIALE_ _SOCIETE_FORME_JURIDIQUE_ »,</w:t>
+      </w:r>
+      <w:r>
+        <w:rPr>
+          <w:sz w:val="14"/>
+          <w:szCs w:val="14"/>
+          <w:lang w:val="fr-FR"/>
+        </w:rPr>
+        <w:t xml:space="preserve"> en   cours   de   formation, inscrite   à l’OMPIC sous l’ICE N° </w:t>
+      </w:r>
+      <w:r>
+        <w:rPr>
+          <w:b/>
+          <w:bCs/>
+          <w:sz w:val="14"/>
+          <w:szCs w:val="14"/>
+          <w:lang w:val="fr-FR"/>
+        </w:rPr>
+        <w:t xml:space="preserve">_SOCIETE_ICE_, </w:t>
+      </w:r>
+      <w:r>
+        <w:rPr>
+          <w:sz w:val="14"/>
+          <w:szCs w:val="14"/>
+          <w:lang w:val="fr-FR"/>
+        </w:rPr>
+        <w:t>représentée par son Gérant :</w:t>
       </w:r>
     </w:p>
     <w:tbl>
@@ -927,6 +801,7 @@
         <w:tc>
           <w:tcPr>
             <w:tcW w:w="1662" w:type="dxa"/>
+            <w:shd w:val="clear" w:color="auto" w:fill="DAE9F7" w:themeFill="text2" w:themeFillTint="1A"/>
             <w:vAlign w:val="center"/>
           </w:tcPr>
           <w:p>
@@ -982,6 +857,7 @@
         <w:tc>
           <w:tcPr>
             <w:tcW w:w="1662" w:type="dxa"/>
+            <w:shd w:val="clear" w:color="auto" w:fill="DAE9F7" w:themeFill="text2" w:themeFillTint="1A"/>
             <w:vAlign w:val="center"/>
           </w:tcPr>
           <w:p>
@@ -1019,7 +895,6 @@
                 <w:lang w:val="fr-FR"/>
               </w:rPr>
             </w:pPr>
-            <w:proofErr w:type="gramStart"/>
             <w:r>
               <w:rPr>
                 <w:sz w:val="14"/>
@@ -1027,51 +902,6 @@
                 <w:lang w:val="fr-FR"/>
               </w:rPr>
               <w:t>_ASSOCIE_DATE_NAISSANCE_ à _ASSOCIE_LIEU_NAISSANCE_</w:t>
-            </w:r>
-            <w:proofErr w:type="gramEnd"/>
-            <w:r>
-              <w:rPr>
-                <w:sz w:val="14"/>
-                <w:szCs w:val="14"/>
-                <w:lang w:val="fr-FR"/>
-              </w:rPr>
-              <w:t/>
-            </w:r>
-            <w:proofErr w:type="gramStart"/>
-            <w:r>
-              <w:rPr>
-                <w:sz w:val="14"/>
-                <w:szCs w:val="14"/>
-                <w:lang w:val="fr-FR"/>
-              </w:rPr>
-              <w:t/>
-            </w:r>
-            <w:proofErr w:type="gramEnd"/>
-            <w:r>
-              <w:rPr>
-                <w:sz w:val="14"/>
-                <w:szCs w:val="14"/>
-                <w:lang w:val="fr-FR"/>
-              </w:rPr>
-              <w:t xml:space="preserve"/>
-            </w:r>
-            <w:proofErr w:type="gramStart"/>
-            <w:r>
-              <w:rPr>
-                <w:sz w:val="14"/>
-                <w:szCs w:val="14"/>
-                <w:lang w:val="fr-FR"/>
-              </w:rPr>
-              <w:t/>
-            </w:r>
-            <w:proofErr w:type="gramEnd"/>
-            <w:r>
-              <w:rPr>
-                <w:sz w:val="14"/>
-                <w:szCs w:val="14"/>
-                <w:lang w:val="fr-FR"/>
-              </w:rPr>
-              <w:t/>
             </w:r>
           </w:p>
         </w:tc>
@@ -1083,6 +913,7 @@
         <w:tc>
           <w:tcPr>
             <w:tcW w:w="1662" w:type="dxa"/>
+            <w:shd w:val="clear" w:color="auto" w:fill="DAE9F7" w:themeFill="text2" w:themeFillTint="1A"/>
             <w:vAlign w:val="center"/>
           </w:tcPr>
           <w:p>
@@ -1138,6 +969,7 @@
         <w:tc>
           <w:tcPr>
             <w:tcW w:w="1662" w:type="dxa"/>
+            <w:shd w:val="clear" w:color="auto" w:fill="DAE9F7" w:themeFill="text2" w:themeFillTint="1A"/>
             <w:vAlign w:val="center"/>
           </w:tcPr>
           <w:p>
@@ -1223,6 +1055,7 @@
         <w:tc>
           <w:tcPr>
             <w:tcW w:w="1662" w:type="dxa"/>
+            <w:shd w:val="clear" w:color="auto" w:fill="DAE9F7" w:themeFill="text2" w:themeFillTint="1A"/>
             <w:vAlign w:val="center"/>
           </w:tcPr>
           <w:p>
@@ -1278,6 +1111,7 @@
         <w:tc>
           <w:tcPr>
             <w:tcW w:w="1662" w:type="dxa"/>
+            <w:shd w:val="clear" w:color="auto" w:fill="DAE9F7" w:themeFill="text2" w:themeFillTint="1A"/>
             <w:vAlign w:val="center"/>
           </w:tcPr>
           <w:p>
@@ -1333,6 +1167,7 @@
         <w:tc>
           <w:tcPr>
             <w:tcW w:w="1662" w:type="dxa"/>
+            <w:shd w:val="clear" w:color="auto" w:fill="DAE9F7" w:themeFill="text2" w:themeFillTint="1A"/>
             <w:vAlign w:val="center"/>
           </w:tcPr>
           <w:p>
@@ -1388,6 +1223,7 @@
         <w:tc>
           <w:tcPr>
             <w:tcW w:w="1662" w:type="dxa"/>
+            <w:shd w:val="clear" w:color="auto" w:fill="DAE9F7" w:themeFill="text2" w:themeFillTint="1A"/>
             <w:vAlign w:val="center"/>
           </w:tcPr>
           <w:p>
@@ -1605,287 +1441,59 @@
           <w:szCs w:val="14"/>
           <w:lang w:val="fr-FR"/>
         </w:rPr>
-        <w:t xml:space="preserve">Le présent contrat est conclu pour la domiciliation du siège de la société _SOCIETE_RAISON_SOCIALE_ _SOCIETE_FORME_JURIDIQUE_, en cours de création, identifiée sous l’ICE n° _SOCIETE_ICE_, en application des dispositions de la loi n°15‑95 formant Code de commerce, telle que modifiée et complétée.</w:t>
-      </w:r>
-      <w:proofErr w:type="gramStart"/>
-      <w:r>
-        <w:rPr>
-          <w:b/>
-          <w:bCs/>
-          <w:color w:val="002060"/>
-          <w:sz w:val="14"/>
-          <w:szCs w:val="14"/>
-          <w:lang w:val="fr-FR"/>
-        </w:rPr>
-        <w:t/>
-      </w:r>
-      <w:proofErr w:type="gramEnd"/>
-      <w:r>
-        <w:rPr>
-          <w:b/>
-          <w:bCs/>
-          <w:color w:val="002060"/>
-          <w:sz w:val="14"/>
-          <w:szCs w:val="14"/>
-          <w:lang w:val="fr-FR"/>
-        </w:rPr>
-        <w:t/>
-      </w:r>
-      <w:proofErr w:type="gramStart"/>
-      <w:r>
-        <w:rPr>
-          <w:b/>
-          <w:bCs/>
-          <w:color w:val="002060"/>
-          <w:sz w:val="14"/>
-          <w:szCs w:val="14"/>
-          <w:lang w:val="fr-FR"/>
-        </w:rPr>
-        <w:t/>
-      </w:r>
-      <w:proofErr w:type="gramEnd"/>
-      <w:r>
-        <w:rPr>
-          <w:b/>
-          <w:bCs/>
-          <w:color w:val="002060"/>
-          <w:sz w:val="14"/>
-          <w:szCs w:val="14"/>
-          <w:lang w:val="fr-FR"/>
-        </w:rPr>
-        <w:t xml:space="preserve"/>
-      </w:r>
-      <w:proofErr w:type="gramStart"/>
-      <w:r>
-        <w:rPr>
-          <w:b/>
-          <w:bCs/>
-          <w:color w:val="002060"/>
-          <w:sz w:val="14"/>
-          <w:szCs w:val="14"/>
-          <w:lang w:val="fr-FR"/>
-        </w:rPr>
-        <w:t/>
-      </w:r>
-      <w:proofErr w:type="gramEnd"/>
-      <w:r>
-        <w:rPr>
-          <w:b/>
-          <w:bCs/>
-          <w:color w:val="002060"/>
-          <w:sz w:val="14"/>
-          <w:szCs w:val="14"/>
-          <w:lang w:val="fr-FR"/>
-        </w:rPr>
-        <w:t/>
-      </w:r>
-      <w:proofErr w:type="gramStart"/>
-      <w:r>
-        <w:rPr>
-          <w:b/>
-          <w:bCs/>
-          <w:color w:val="002060"/>
-          <w:sz w:val="14"/>
-          <w:szCs w:val="14"/>
-          <w:lang w:val="fr-FR"/>
-        </w:rPr>
-        <w:t/>
-      </w:r>
-      <w:proofErr w:type="gramEnd"/>
-      <w:r>
-        <w:rPr>
-          <w:b/>
-          <w:bCs/>
-          <w:color w:val="002060"/>
-          <w:sz w:val="14"/>
-          <w:szCs w:val="14"/>
-          <w:lang w:val="fr-FR"/>
-        </w:rPr>
-        <w:t/>
-      </w:r>
-      <w:r>
-        <w:rPr>
-          <w:color w:val="002060"/>
-          <w:sz w:val="14"/>
-          <w:szCs w:val="14"/>
-          <w:lang w:val="fr-FR"/>
-        </w:rPr>
-        <w:t xml:space="preserve"/>
-      </w:r>
-      <w:r>
-        <w:rPr>
-          <w:sz w:val="14"/>
-          <w:szCs w:val="14"/>
-          <w:lang w:val="fr-FR"/>
-        </w:rPr>
-        <w:t/>
-      </w:r>
-      <w:r>
-        <w:rPr>
-          <w:sz w:val="14"/>
-          <w:szCs w:val="14"/>
-          <w:lang w:val="fr-FR"/>
-        </w:rPr>
-        <w:t xml:space="preserve"/>
-      </w:r>
-      <w:proofErr w:type="gramStart"/>
-      <w:r>
-        <w:rPr>
-          <w:b/>
-          <w:bCs/>
-          <w:color w:val="002060"/>
-          <w:sz w:val="14"/>
-          <w:szCs w:val="14"/>
-          <w:lang w:val="fr-FR"/>
-        </w:rPr>
-        <w:t/>
-      </w:r>
-      <w:proofErr w:type="gramEnd"/>
-      <w:r>
-        <w:rPr>
-          <w:b/>
-          <w:bCs/>
-          <w:color w:val="002060"/>
-          <w:sz w:val="14"/>
-          <w:szCs w:val="14"/>
-          <w:lang w:val="fr-FR"/>
-        </w:rPr>
-        <w:t/>
-      </w:r>
-      <w:proofErr w:type="gramStart"/>
-      <w:r>
-        <w:rPr>
-          <w:b/>
-          <w:bCs/>
-          <w:color w:val="002060"/>
-          <w:sz w:val="14"/>
-          <w:szCs w:val="14"/>
-          <w:lang w:val="fr-FR"/>
-        </w:rPr>
-        <w:t/>
-      </w:r>
-      <w:proofErr w:type="gramEnd"/>
-      <w:r>
-        <w:rPr>
-          <w:b/>
-          <w:bCs/>
-          <w:color w:val="002060"/>
-          <w:sz w:val="14"/>
-          <w:szCs w:val="14"/>
-          <w:lang w:val="fr-FR"/>
-        </w:rPr>
-        <w:t/>
-      </w:r>
-      <w:r>
-        <w:rPr>
-          <w:color w:val="002060"/>
-          <w:sz w:val="14"/>
-          <w:szCs w:val="14"/>
-          <w:lang w:val="fr-FR"/>
-        </w:rPr>
-        <w:t xml:space="preserve"/>
-      </w:r>
-      <w:r>
-        <w:rPr>
-          <w:sz w:val="14"/>
-          <w:szCs w:val="14"/>
-          <w:lang w:val="fr-FR"/>
-        </w:rPr>
-        <w:t/>
-      </w:r>
-      <w:r>
-        <w:rPr>
-          <w:rFonts w:ascii="Cambria Math" w:hAnsi="Cambria Math" w:cs="Cambria Math"/>
-          <w:sz w:val="14"/>
-          <w:szCs w:val="14"/>
-          <w:lang w:val="fr-FR"/>
-        </w:rPr>
-        <w:t/>
-      </w:r>
-      <w:r>
-        <w:rPr>
-          <w:sz w:val="14"/>
-          <w:szCs w:val="14"/>
-          <w:lang w:val="fr-FR"/>
-        </w:rPr>
-        <w:t xml:space="preserve"/>
-      </w:r>
-      <w:proofErr w:type="gramStart"/>
-      <w:r>
-        <w:rPr>
-          <w:sz w:val="14"/>
-          <w:szCs w:val="14"/>
-          <w:lang w:val="fr-FR"/>
-        </w:rPr>
-        <w:t/>
-      </w:r>
-      <w:proofErr w:type="gramEnd"/>
-      <w:r>
-        <w:rPr>
-          <w:sz w:val="14"/>
-          <w:szCs w:val="14"/>
-          <w:lang w:val="fr-FR"/>
-        </w:rPr>
-        <w:t xml:space="preserve"/>
-      </w:r>
-      <w:r>
-        <w:rPr>
-          <w:rFonts w:ascii="Aptos" w:hAnsi="Aptos" w:cs="Aptos"/>
-          <w:sz w:val="14"/>
-          <w:szCs w:val="14"/>
-          <w:lang w:val="fr-FR"/>
-        </w:rPr>
-        <w:t/>
-      </w:r>
-      <w:r>
-        <w:rPr>
-          <w:sz w:val="14"/>
-          <w:szCs w:val="14"/>
-          <w:lang w:val="fr-FR"/>
-        </w:rPr>
-        <w:t/>
-      </w:r>
-      <w:r>
-        <w:rPr>
-          <w:rFonts w:ascii="Aptos" w:hAnsi="Aptos" w:cs="Aptos"/>
-          <w:sz w:val="14"/>
-          <w:szCs w:val="14"/>
-          <w:lang w:val="fr-FR"/>
-        </w:rPr>
-        <w:t/>
-      </w:r>
-      <w:r>
-        <w:rPr>
-          <w:sz w:val="14"/>
-          <w:szCs w:val="14"/>
-          <w:lang w:val="fr-FR"/>
-        </w:rPr>
-        <w:t/>
-      </w:r>
-      <w:r>
-        <w:rPr>
-          <w:rFonts w:ascii="Aptos" w:hAnsi="Aptos" w:cs="Aptos"/>
-          <w:sz w:val="14"/>
-          <w:szCs w:val="14"/>
-          <w:lang w:val="fr-FR"/>
-        </w:rPr>
-        <w:t/>
-      </w:r>
-      <w:r>
-        <w:rPr>
-          <w:sz w:val="14"/>
-          <w:szCs w:val="14"/>
-          <w:lang w:val="fr-FR"/>
-        </w:rPr>
-        <w:t/>
-      </w:r>
-      <w:r>
-        <w:rPr>
-          <w:sz w:val="14"/>
-          <w:szCs w:val="14"/>
-          <w:lang w:val="fr-FR"/>
-        </w:rPr>
-        <w:t/>
+        <w:t xml:space="preserve">Le présent contrat est conclu pour la domiciliation du siège de la société </w:t>
+      </w:r>
+      <w:r>
+        <w:rPr>
+          <w:b/>
+          <w:bCs/>
+          <w:sz w:val="14"/>
+          <w:szCs w:val="14"/>
+          <w:lang w:val="fr-FR"/>
+        </w:rPr>
+        <w:t xml:space="preserve">_SOCIETE_RAISON_SOCIALE_ _SOCIETE_FORME_JURIDIQUE_, </w:t>
+      </w:r>
+      <w:r>
+        <w:rPr>
+          <w:sz w:val="14"/>
+          <w:szCs w:val="14"/>
+          <w:lang w:val="fr-FR"/>
+        </w:rPr>
+        <w:t xml:space="preserve">en cours de création, identifiée sous l’ICE n° </w:t>
+      </w:r>
+      <w:r>
+        <w:rPr>
+          <w:b/>
+          <w:bCs/>
+          <w:sz w:val="14"/>
+          <w:szCs w:val="14"/>
+          <w:lang w:val="fr-FR"/>
+        </w:rPr>
+        <w:t>_SOCIETE_ICE_,</w:t>
+      </w:r>
+      <w:r>
+        <w:rPr>
+          <w:sz w:val="14"/>
+          <w:szCs w:val="14"/>
+          <w:lang w:val="fr-FR"/>
+        </w:rPr>
+        <w:t xml:space="preserve"> en application des dispositions de la loi n°15‑95 </w:t>
+      </w:r>
+      <w:r>
+        <w:rPr>
+          <w:sz w:val="14"/>
+          <w:szCs w:val="14"/>
+          <w:lang w:val="fr-FR"/>
+        </w:rPr>
+        <w:t>formants</w:t>
+      </w:r>
+      <w:r>
+        <w:rPr>
+          <w:sz w:val="14"/>
+          <w:szCs w:val="14"/>
+          <w:lang w:val="fr-FR"/>
+        </w:rPr>
+        <w:t xml:space="preserve"> Code de commerce, telle que modifiée et complétée.</w:t>
       </w:r>
     </w:p>
     <w:p>
@@ -3233,117 +2841,43 @@
           <w:szCs w:val="14"/>
           <w:lang w:val="fr-FR"/>
         </w:rPr>
-        <w:t xml:space="preserve">Pendant la période initiale prévue au contrat, le présent contrat de domiciliation est conclu moyennant un pack de démarrage d’un montant total de _CONTRAT_PACK_MONTANT_TTC_ DH, soit un loyer mensuel de _CONTRAT_LOYER_HT_ DH. Ce montant couvre l’ensemble des prestations prévues à l’article 2 du présent contrat.</w:t>
-      </w:r>
-      <w:proofErr w:type="gramStart"/>
-      <w:r>
-        <w:rPr>
-          <w:b/>
-          <w:bCs/>
-          <w:sz w:val="14"/>
-          <w:szCs w:val="14"/>
-          <w:lang w:val="fr-FR"/>
-        </w:rPr>
-        <w:t/>
-      </w:r>
-      <w:proofErr w:type="gramEnd"/>
-      <w:r>
-        <w:rPr>
-          <w:b/>
-          <w:bCs/>
-          <w:sz w:val="14"/>
-          <w:szCs w:val="14"/>
-          <w:lang w:val="fr-FR"/>
-        </w:rPr>
-        <w:t/>
-      </w:r>
-      <w:proofErr w:type="gramStart"/>
-      <w:r>
-        <w:rPr>
-          <w:b/>
-          <w:bCs/>
-          <w:sz w:val="14"/>
-          <w:szCs w:val="14"/>
-          <w:lang w:val="fr-FR"/>
-        </w:rPr>
-        <w:t xml:space="preserve"/>
-      </w:r>
-      <w:r>
-        <w:rPr>
-          <w:sz w:val="14"/>
-          <w:szCs w:val="14"/>
-          <w:lang w:val="fr-FR"/>
-        </w:rPr>
-        <w:t/>
-      </w:r>
-      <w:proofErr w:type="gramEnd"/>
-      <w:r>
-        <w:rPr>
-          <w:sz w:val="14"/>
-          <w:szCs w:val="14"/>
-          <w:lang w:val="fr-FR"/>
-        </w:rPr>
-        <w:t/>
-      </w:r>
-      <w:r>
-        <w:rPr>
-          <w:sz w:val="14"/>
-          <w:szCs w:val="14"/>
-          <w:lang w:val="fr-FR"/>
-        </w:rPr>
-        <w:t xml:space="preserve"/>
-      </w:r>
-      <w:proofErr w:type="gramStart"/>
-      <w:r>
-        <w:rPr>
-          <w:b/>
-          <w:bCs/>
-          <w:sz w:val="14"/>
-          <w:szCs w:val="14"/>
-          <w:lang w:val="fr-FR"/>
-        </w:rPr>
-        <w:t/>
-      </w:r>
-      <w:proofErr w:type="gramEnd"/>
-      <w:r>
-        <w:rPr>
-          <w:b/>
-          <w:bCs/>
-          <w:sz w:val="14"/>
-          <w:szCs w:val="14"/>
-          <w:lang w:val="fr-FR"/>
-        </w:rPr>
-        <w:t/>
-      </w:r>
-      <w:proofErr w:type="gramStart"/>
-      <w:r>
-        <w:rPr>
-          <w:b/>
-          <w:bCs/>
-          <w:sz w:val="14"/>
-          <w:szCs w:val="14"/>
-          <w:lang w:val="fr-FR"/>
-        </w:rPr>
-        <w:t/>
-      </w:r>
-      <w:proofErr w:type="gramEnd"/>
-      <w:r>
-        <w:rPr>
-          <w:b/>
-          <w:bCs/>
-          <w:sz w:val="14"/>
-          <w:szCs w:val="14"/>
-          <w:lang w:val="fr-FR"/>
-        </w:rPr>
-        <w:t/>
-      </w:r>
-      <w:r>
-        <w:rPr>
-          <w:sz w:val="14"/>
-          <w:szCs w:val="14"/>
-          <w:lang w:val="fr-FR"/>
-        </w:rPr>
-        <w:t/>
+        <w:t xml:space="preserve">Pendant la période initiale prévue au contrat, le présent contrat de domiciliation est conclu moyennant un pack de démarrage d’un montant total de </w:t>
+      </w:r>
+      <w:r>
+        <w:rPr>
+          <w:b/>
+          <w:bCs/>
+          <w:sz w:val="14"/>
+          <w:szCs w:val="14"/>
+          <w:lang w:val="fr-FR"/>
+        </w:rPr>
+        <w:t>_CONTRAT_PACK_MONTANT_TTC_</w:t>
+      </w:r>
+      <w:r>
+        <w:rPr>
+          <w:sz w:val="14"/>
+          <w:szCs w:val="14"/>
+          <w:lang w:val="fr-FR"/>
+        </w:rPr>
+        <w:t xml:space="preserve"> DH, soit un loyer mensuel de </w:t>
+      </w:r>
+      <w:r>
+        <w:rPr>
+          <w:b/>
+          <w:bCs/>
+          <w:sz w:val="14"/>
+          <w:szCs w:val="14"/>
+          <w:lang w:val="fr-FR"/>
+        </w:rPr>
+        <w:t>_CONTRAT_LOYER_HT_</w:t>
+      </w:r>
+      <w:r>
+        <w:rPr>
+          <w:sz w:val="14"/>
+          <w:szCs w:val="14"/>
+          <w:lang w:val="fr-FR"/>
+        </w:rPr>
+        <w:t xml:space="preserve"> DH. Ce montant couvre l’ensemble des prestations prévues à l’article 2 du présent contrat.</w:t>
       </w:r>
     </w:p>
     <w:p>
@@ -3498,103 +3032,35 @@
           <w:szCs w:val="14"/>
           <w:lang w:val="fr-FR"/>
         </w:rPr>
-        <w:t xml:space="preserve">Le loyer de renouvellement est fixé à _CONTRAT_RENOUV_LOYER_HT_ DH par mois, portant le montant annuel à _CONTRAT_RENOUV_ANNUEL_TTC_ DH.</w:t>
-      </w:r>
-      <w:proofErr w:type="gramStart"/>
-      <w:r>
-        <w:rPr>
-          <w:b/>
-          <w:bCs/>
-          <w:sz w:val="14"/>
-          <w:szCs w:val="14"/>
-          <w:lang w:val="fr-FR"/>
-        </w:rPr>
-        <w:t/>
-      </w:r>
-      <w:proofErr w:type="gramEnd"/>
-      <w:r>
-        <w:rPr>
-          <w:b/>
-          <w:bCs/>
-          <w:sz w:val="14"/>
-          <w:szCs w:val="14"/>
-          <w:lang w:val="fr-FR"/>
-        </w:rPr>
-        <w:t/>
-      </w:r>
-      <w:proofErr w:type="gramStart"/>
-      <w:r>
-        <w:rPr>
-          <w:b/>
-          <w:bCs/>
-          <w:sz w:val="14"/>
-          <w:szCs w:val="14"/>
-          <w:lang w:val="fr-FR"/>
-        </w:rPr>
-        <w:t/>
-      </w:r>
-      <w:proofErr w:type="gramEnd"/>
-      <w:r>
-        <w:rPr>
-          <w:b/>
-          <w:bCs/>
-          <w:sz w:val="14"/>
-          <w:szCs w:val="14"/>
-          <w:lang w:val="fr-FR"/>
-        </w:rPr>
-        <w:t/>
-      </w:r>
-      <w:r>
-        <w:rPr>
-          <w:sz w:val="14"/>
-          <w:szCs w:val="14"/>
-          <w:lang w:val="fr-FR"/>
-        </w:rPr>
-        <w:t xml:space="preserve"/>
-      </w:r>
-      <w:proofErr w:type="gramStart"/>
-      <w:r>
-        <w:rPr>
-          <w:b/>
-          <w:bCs/>
-          <w:sz w:val="14"/>
-          <w:szCs w:val="14"/>
-          <w:lang w:val="fr-FR"/>
-        </w:rPr>
-        <w:t/>
-      </w:r>
-      <w:proofErr w:type="gramEnd"/>
-      <w:r>
-        <w:rPr>
-          <w:b/>
-          <w:bCs/>
-          <w:sz w:val="14"/>
-          <w:szCs w:val="14"/>
-          <w:lang w:val="fr-FR"/>
-        </w:rPr>
-        <w:t/>
-      </w:r>
-      <w:proofErr w:type="gramStart"/>
-      <w:r>
-        <w:rPr>
-          <w:b/>
-          <w:bCs/>
-          <w:sz w:val="14"/>
-          <w:szCs w:val="14"/>
-          <w:lang w:val="fr-FR"/>
-        </w:rPr>
-        <w:t/>
-      </w:r>
-      <w:proofErr w:type="gramEnd"/>
-      <w:r>
-        <w:rPr>
-          <w:b/>
-          <w:bCs/>
-          <w:sz w:val="14"/>
-          <w:szCs w:val="14"/>
-          <w:lang w:val="fr-FR"/>
-        </w:rPr>
-        <w:t/>
+        <w:t xml:space="preserve">Le loyer de renouvellement est fixé à </w:t>
+      </w:r>
+      <w:r>
+        <w:rPr>
+          <w:b/>
+          <w:bCs/>
+          <w:sz w:val="14"/>
+          <w:szCs w:val="14"/>
+          <w:lang w:val="fr-FR"/>
+        </w:rPr>
+        <w:t>_CONTRAT_RENOUV_LOYER_HT_ DH</w:t>
+      </w:r>
+      <w:r>
+        <w:rPr>
+          <w:sz w:val="14"/>
+          <w:szCs w:val="14"/>
+          <w:lang w:val="fr-FR"/>
+        </w:rPr>
+        <w:t xml:space="preserve"> par mois, portant le montant annuel à </w:t>
+      </w:r>
+      <w:r>
+        <w:rPr>
+          <w:b/>
+          <w:bCs/>
+          <w:sz w:val="14"/>
+          <w:szCs w:val="14"/>
+          <w:lang w:val="fr-FR"/>
+        </w:rPr>
+        <w:t>_CONTRAT_RENOUV_ANNUEL_TTC_ DH.</w:t>
       </w:r>
     </w:p>
     <w:p>
@@ -4453,70 +3919,30 @@
         <w:rPr>
           <w:b/>
           <w:bCs/>
-          <w:color w:val="0F4761" w:themeColor="accent1" w:themeShade="BF"/>
-          <w:sz w:val="14"/>
-          <w:szCs w:val="14"/>
-          <w:lang w:val="fr-FR"/>
-        </w:rPr>
-      </w:pPr>
-      <w:r>
-        <w:rPr>
-          <w:b/>
-          <w:bCs/>
-          <w:color w:val="0F4761" w:themeColor="accent1" w:themeShade="BF"/>
-          <w:sz w:val="14"/>
-          <w:szCs w:val="14"/>
-          <w:lang w:val="fr-FR"/>
-        </w:rPr>
-        <w:t xml:space="preserve">Fait à Casablanca, Le : _CONTRAT_DATE_</w:t>
-      </w:r>
-      <w:proofErr w:type="gramStart"/>
-      <w:r>
-        <w:rPr>
-          <w:b/>
-          <w:bCs/>
-          <w:color w:val="0F4761" w:themeColor="accent1" w:themeShade="BF"/>
-          <w:sz w:val="14"/>
-          <w:szCs w:val="14"/>
-          <w:lang w:val="fr-FR"/>
-        </w:rPr>
-        <w:t/>
-      </w:r>
-      <w:proofErr w:type="gramEnd"/>
-      <w:r>
-        <w:rPr>
-          <w:b/>
-          <w:bCs/>
-          <w:color w:val="0F4761" w:themeColor="accent1" w:themeShade="BF"/>
-          <w:sz w:val="14"/>
-          <w:szCs w:val="14"/>
-          <w:lang w:val="fr-FR"/>
-        </w:rPr>
-        <w:t/>
-      </w:r>
-      <w:proofErr w:type="gramStart"/>
-      <w:r>
-        <w:rPr>
-          <w:b/>
-          <w:bCs/>
-          <w:color w:val="0F4761" w:themeColor="accent1" w:themeShade="BF"/>
-          <w:sz w:val="14"/>
-          <w:szCs w:val="14"/>
-          <w:lang w:val="fr-FR"/>
-        </w:rPr>
-        <w:t/>
-      </w:r>
-      <w:proofErr w:type="gramEnd"/>
-      <w:r>
-        <w:rPr>
-          <w:b/>
-          <w:bCs/>
-          <w:color w:val="0F4761" w:themeColor="accent1" w:themeShade="BF"/>
-          <w:sz w:val="14"/>
-          <w:szCs w:val="14"/>
-          <w:lang w:val="fr-FR"/>
-        </w:rPr>
-        <w:t/>
+          <w:sz w:val="14"/>
+          <w:szCs w:val="14"/>
+          <w:lang w:val="fr-FR"/>
+        </w:rPr>
+      </w:pPr>
+      <w:r>
+        <w:rPr>
+          <w:b/>
+          <w:bCs/>
+          <w:sz w:val="14"/>
+          <w:szCs w:val="14"/>
+          <w:lang w:val="fr-FR"/>
+        </w:rPr>
+        <w:t xml:space="preserve">Fait à Casablanca, Le : </w:t>
+      </w:r>
+      <w:r>
+        <w:rPr>
+          <w:b/>
+          <w:bCs/>
+          <w:sz w:val="14"/>
+          <w:szCs w:val="14"/>
+          <w:lang w:val="fr-FR"/>
+        </w:rPr>
+        <w:t>_CONTRAT_DATE_DEBUT_</w:t>
       </w:r>
     </w:p>
     <w:p>
@@ -4675,11 +4101,7 @@
           </mc:Choice>
           <mc:Fallback>
             <w:pict>
-              <v:shapetype w14:anchorId="57364F5B" id="_x0000_t202" coordsize="21600,21600" o:spt="202" path="m,l,21600r21600,l21600,xe">
-                <v:stroke joinstyle="miter"/>
-                <v:path gradientshapeok="t" o:connecttype="rect"/>
-              </v:shapetype>
-              <v:shape id="Text Box 4" o:spid="_x0000_s1028" type="#_x0000_t202" style="position:absolute;left:0;text-align:left;margin-left:-2.55pt;margin-top:2.55pt;width:258.4pt;height:146.6pt;z-index:251663360;visibility:visible;mso-wrap-style:square;mso-width-percent:0;mso-height-percent:0;mso-wrap-distance-left:9pt;mso-wrap-distance-top:0;mso-wrap-distance-right:9pt;mso-wrap-distance-bottom:0;mso-position-horizontal:absolute;mso-position-horizontal-relative:text;mso-position-vertical:absolute;mso-position-vertical-relative:text;mso-width-percent:0;mso-height-percent:0;mso-width-relative:margin;mso-height-relative:margin;v-text-anchor:top" o:gfxdata="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" fillcolor="white [3201]" strokeweight=".5pt">
+              <v:shape w14:anchorId="57364F5B" id="Text Box 4" o:spid="_x0000_s1028" type="#_x0000_t202" style="position:absolute;left:0;text-align:left;margin-left:-2.55pt;margin-top:2.55pt;width:258.4pt;height:146.6pt;z-index:251663360;visibility:visible;mso-wrap-style:square;mso-width-percent:0;mso-height-percent:0;mso-wrap-distance-left:9pt;mso-wrap-distance-top:0;mso-wrap-distance-right:9pt;mso-wrap-distance-bottom:0;mso-position-horizontal:absolute;mso-position-horizontal-relative:text;mso-position-vertical:absolute;mso-position-vertical-relative:text;mso-width-percent:0;mso-height-percent:0;mso-width-relative:margin;mso-height-relative:margin;v-text-anchor:top" o:gfxdata="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" fillcolor="white [3201]" strokeweight=".5pt">
                 <v:textbox>
                   <w:txbxContent>
                     <w:p>
@@ -4923,7 +4345,6 @@
                                 <w:lang w:val="fr-FR"/>
                               </w:rPr>
                             </w:pPr>
-                            <w:proofErr w:type="gramStart"/>
                             <w:r>
                               <w:rPr>
                                 <w:b/>
@@ -4933,91 +4354,7 @@
                                 <w:szCs w:val="14"/>
                                 <w:lang w:val="fr-FR"/>
                               </w:rPr>
-                              <w:t>_SOCIETE_RAISON_SOCIALE_ _SOCIETE_FORME_JURIDIQUE_ Représentée par _ASSOCIE_CIVILITE_ _ASSOCIE_PRENOM_ _ASSOCIE_NOM__SOCIETE_RAISON_SOCIALE_ _SOCIETE_FORME_JURIDIQUE_ Représentée par _ASSOCIE_CIVILITE_ _ASSOCIE_PRENOM_ _ASSOCIE_NOM_</w:t>
-                            </w:r>
-                            <w:proofErr w:type="gramEnd"/>
-                            <w:r>
-                              <w:rPr>
-                                <w:b/>
-                                <w:bCs/>
-                                <w:color w:val="002060"/>
-                                <w:sz w:val="14"/>
-                                <w:szCs w:val="14"/>
-                                <w:lang w:val="fr-FR"/>
-                              </w:rPr>
-                              <w:t/>
-                            </w:r>
-                            <w:proofErr w:type="gramStart"/>
-                            <w:r>
-                              <w:rPr>
-                                <w:b/>
-                                <w:bCs/>
-                                <w:color w:val="002060"/>
-                                <w:sz w:val="14"/>
-                                <w:szCs w:val="14"/>
-                                <w:lang w:val="fr-FR"/>
-                              </w:rPr>
-                              <w:t/>
-                            </w:r>
-                            <w:proofErr w:type="gramEnd"/>
-                            <w:r>
-                              <w:rPr>
-                                <w:b/>
-                                <w:bCs/>
-                                <w:color w:val="002060"/>
-                                <w:sz w:val="14"/>
-                                <w:szCs w:val="14"/>
-                                <w:lang w:val="fr-FR"/>
-                              </w:rPr>
-                              <w:t xml:space="preserve"/>
-                            </w:r>
-                            <w:proofErr w:type="gramStart"/>
-                            <w:r>
-                              <w:rPr>
-                                <w:b/>
-                                <w:bCs/>
-                                <w:color w:val="002060"/>
-                                <w:sz w:val="14"/>
-                                <w:szCs w:val="14"/>
-                                <w:lang w:val="fr-FR"/>
-                              </w:rPr>
-                              <w:t/>
-                            </w:r>
-                            <w:proofErr w:type="gramEnd"/>
-                            <w:r>
-                              <w:rPr>
-                                <w:b/>
-                                <w:bCs/>
-                                <w:color w:val="002060"/>
-                                <w:sz w:val="14"/>
-                                <w:szCs w:val="14"/>
-                                <w:lang w:val="fr-FR"/>
-                              </w:rPr>
-                              <w:t/>
-                            </w:r>
-                            <w:proofErr w:type="gramStart"/>
-                            <w:r>
-                              <w:rPr>
-                                <w:b/>
-                                <w:bCs/>
-                                <w:color w:val="002060"/>
-                                <w:sz w:val="14"/>
-                                <w:szCs w:val="14"/>
-                                <w:lang w:val="fr-FR"/>
-                              </w:rPr>
-                              <w:t/>
-                            </w:r>
-                            <w:proofErr w:type="gramEnd"/>
-                            <w:r>
-                              <w:rPr>
-                                <w:b/>
-                                <w:bCs/>
-                                <w:color w:val="002060"/>
-                                <w:sz w:val="14"/>
-                                <w:szCs w:val="14"/>
-                                <w:lang w:val="fr-FR"/>
-                              </w:rPr>
-                              <w:t xml:space="preserve"/>
+                              <w:t xml:space="preserve">_SOCIETE_RAISON_SOCIALE_ _SOCIETE_FORME_JURIDIQUE_ Représentée par _ASSOCIE_CIVILITE_ _ASSOCIE_PRENOM_ _ASSOCIE_NOM_ </w:t>
                             </w:r>
                           </w:p>
                           <w:p>
@@ -5030,166 +4367,6 @@
                                 <w:lang w:val="fr-FR"/>
                               </w:rPr>
                             </w:pPr>
-                            <w:r>
-                              <w:rPr>
-                                <w:sz w:val="14"/>
-                                <w:szCs w:val="14"/>
-                                <w:lang w:val="fr-FR"/>
-                              </w:rPr>
-                              <w:t/>
-                            </w:r>
-                            <w:r>
-                              <w:rPr>
-                                <w:sz w:val="14"/>
-                                <w:szCs w:val="14"/>
-                                <w:lang w:val="fr-FR"/>
-                              </w:rPr>
-                              <w:t xml:space="preserve"/>
-                            </w:r>
-                            <w:proofErr w:type="gramStart"/>
-                            <w:r>
-                              <w:rPr>
-                                <w:b/>
-                                <w:bCs/>
-                                <w:color w:val="002060"/>
-                                <w:sz w:val="14"/>
-                                <w:szCs w:val="14"/>
-                                <w:lang w:val="fr-FR"/>
-                              </w:rPr>
-                              <w:t/>
-                            </w:r>
-                            <w:proofErr w:type="gramEnd"/>
-                            <w:r>
-                              <w:rPr>
-                                <w:b/>
-                                <w:bCs/>
-                                <w:color w:val="002060"/>
-                                <w:sz w:val="14"/>
-                                <w:szCs w:val="14"/>
-                                <w:lang w:val="fr-FR"/>
-                              </w:rPr>
-                              <w:t/>
-                            </w:r>
-                            <w:proofErr w:type="gramStart"/>
-                            <w:r>
-                              <w:rPr>
-                                <w:b/>
-                                <w:bCs/>
-                                <w:color w:val="002060"/>
-                                <w:sz w:val="14"/>
-                                <w:szCs w:val="14"/>
-                                <w:lang w:val="fr-FR"/>
-                              </w:rPr>
-                              <w:t/>
-                            </w:r>
-                            <w:proofErr w:type="gramEnd"/>
-                            <w:r>
-                              <w:rPr>
-                                <w:b/>
-                                <w:bCs/>
-                                <w:color w:val="002060"/>
-                                <w:sz w:val="14"/>
-                                <w:szCs w:val="14"/>
-                                <w:lang w:val="fr-FR"/>
-                              </w:rPr>
-                              <w:t xml:space="preserve"/>
-                            </w:r>
-                            <w:proofErr w:type="gramStart"/>
-                            <w:r>
-                              <w:rPr>
-                                <w:b/>
-                                <w:bCs/>
-                                <w:color w:val="002060"/>
-                                <w:sz w:val="14"/>
-                                <w:szCs w:val="14"/>
-                                <w:lang w:val="fr-FR"/>
-                              </w:rPr>
-                              <w:t/>
-                            </w:r>
-                            <w:proofErr w:type="gramEnd"/>
-                            <w:r>
-                              <w:rPr>
-                                <w:b/>
-                                <w:bCs/>
-                                <w:color w:val="002060"/>
-                                <w:sz w:val="14"/>
-                                <w:szCs w:val="14"/>
-                                <w:lang w:val="fr-FR"/>
-                              </w:rPr>
-                              <w:t/>
-                            </w:r>
-                            <w:proofErr w:type="gramStart"/>
-                            <w:r>
-                              <w:rPr>
-                                <w:b/>
-                                <w:bCs/>
-                                <w:color w:val="002060"/>
-                                <w:sz w:val="14"/>
-                                <w:szCs w:val="14"/>
-                                <w:lang w:val="fr-FR"/>
-                              </w:rPr>
-                              <w:t/>
-                            </w:r>
-                            <w:proofErr w:type="gramEnd"/>
-                            <w:r>
-                              <w:rPr>
-                                <w:b/>
-                                <w:bCs/>
-                                <w:color w:val="002060"/>
-                                <w:sz w:val="14"/>
-                                <w:szCs w:val="14"/>
-                                <w:lang w:val="fr-FR"/>
-                              </w:rPr>
-                              <w:t xml:space="preserve"/>
-                            </w:r>
-                            <w:proofErr w:type="gramStart"/>
-                            <w:r>
-                              <w:rPr>
-                                <w:b/>
-                                <w:bCs/>
-                                <w:color w:val="002060"/>
-                                <w:sz w:val="14"/>
-                                <w:szCs w:val="14"/>
-                                <w:lang w:val="fr-FR"/>
-                              </w:rPr>
-                              <w:t/>
-                            </w:r>
-                            <w:proofErr w:type="gramEnd"/>
-                            <w:r>
-                              <w:rPr>
-                                <w:b/>
-                                <w:bCs/>
-                                <w:color w:val="002060"/>
-                                <w:sz w:val="14"/>
-                                <w:szCs w:val="14"/>
-                                <w:lang w:val="fr-FR"/>
-                              </w:rPr>
-                              <w:t/>
-                            </w:r>
-                            <w:proofErr w:type="gramStart"/>
-                            <w:r>
-                              <w:rPr>
-                                <w:b/>
-                                <w:bCs/>
-                                <w:color w:val="002060"/>
-                                <w:sz w:val="14"/>
-                                <w:szCs w:val="14"/>
-                                <w:lang w:val="fr-FR"/>
-                              </w:rPr>
-                              <w:t/>
-                            </w:r>
-                            <w:proofErr w:type="gramEnd"/>
-                            <w:r>
-                              <w:rPr>
-                                <w:b/>
-                                <w:bCs/>
-                                <w:color w:val="002060"/>
-                                <w:sz w:val="14"/>
-                                <w:szCs w:val="14"/>
-                                <w:lang w:val="fr-FR"/>
-                              </w:rPr>
-                              <w:t/>
-                            </w:r>
                           </w:p>
                         </w:txbxContent>
                       </wps:txbx>
@@ -5230,7 +4407,6 @@
                           <w:lang w:val="fr-FR"/>
                         </w:rPr>
                       </w:pPr>
-                      <w:proofErr w:type="gramStart"/>
                       <w:r>
                         <w:rPr>
                           <w:b/>
@@ -5240,91 +4416,7 @@
                           <w:szCs w:val="14"/>
                           <w:lang w:val="fr-FR"/>
                         </w:rPr>
-                        <w:t/>
-                      </w:r>
-                      <w:proofErr w:type="gramEnd"/>
-                      <w:r>
-                        <w:rPr>
-                          <w:b/>
-                          <w:bCs/>
-                          <w:color w:val="002060"/>
-                          <w:sz w:val="14"/>
-                          <w:szCs w:val="14"/>
-                          <w:lang w:val="fr-FR"/>
-                        </w:rPr>
-                        <w:t/>
-                      </w:r>
-                      <w:proofErr w:type="gramStart"/>
-                      <w:r>
-                        <w:rPr>
-                          <w:b/>
-                          <w:bCs/>
-                          <w:color w:val="002060"/>
-                          <w:sz w:val="14"/>
-                          <w:szCs w:val="14"/>
-                          <w:lang w:val="fr-FR"/>
-                        </w:rPr>
-                        <w:t/>
-                      </w:r>
-                      <w:proofErr w:type="gramEnd"/>
-                      <w:r>
-                        <w:rPr>
-                          <w:b/>
-                          <w:bCs/>
-                          <w:color w:val="002060"/>
-                          <w:sz w:val="14"/>
-                          <w:szCs w:val="14"/>
-                          <w:lang w:val="fr-FR"/>
-                        </w:rPr>
-                        <w:t xml:space="preserve"/>
-                      </w:r>
-                      <w:proofErr w:type="gramStart"/>
-                      <w:r>
-                        <w:rPr>
-                          <w:b/>
-                          <w:bCs/>
-                          <w:color w:val="002060"/>
-                          <w:sz w:val="14"/>
-                          <w:szCs w:val="14"/>
-                          <w:lang w:val="fr-FR"/>
-                        </w:rPr>
-                        <w:t/>
-                      </w:r>
-                      <w:proofErr w:type="gramEnd"/>
-                      <w:r>
-                        <w:rPr>
-                          <w:b/>
-                          <w:bCs/>
-                          <w:color w:val="002060"/>
-                          <w:sz w:val="14"/>
-                          <w:szCs w:val="14"/>
-                          <w:lang w:val="fr-FR"/>
-                        </w:rPr>
-                        <w:t/>
-                      </w:r>
-                      <w:proofErr w:type="gramStart"/>
-                      <w:r>
-                        <w:rPr>
-                          <w:b/>
-                          <w:bCs/>
-                          <w:color w:val="002060"/>
-                          <w:sz w:val="14"/>
-                          <w:szCs w:val="14"/>
-                          <w:lang w:val="fr-FR"/>
-                        </w:rPr>
-                        <w:t/>
-                      </w:r>
-                      <w:proofErr w:type="gramEnd"/>
-                      <w:r>
-                        <w:rPr>
-                          <w:b/>
-                          <w:bCs/>
-                          <w:color w:val="002060"/>
-                          <w:sz w:val="14"/>
-                          <w:szCs w:val="14"/>
-                          <w:lang w:val="fr-FR"/>
-                        </w:rPr>
-                        <w:t xml:space="preserve"/>
+                        <w:t xml:space="preserve">_SOCIETE_RAISON_SOCIALE_ _SOCIETE_FORME_JURIDIQUE_ Représentée par _ASSOCIE_CIVILITE_ _ASSOCIE_PRENOM_ _ASSOCIE_NOM_ </w:t>
                       </w:r>
                     </w:p>
                     <w:p>
@@ -5337,166 +4429,6 @@
                           <w:lang w:val="fr-FR"/>
                         </w:rPr>
                       </w:pPr>
-                      <w:r>
-                        <w:rPr>
-                          <w:sz w:val="14"/>
-                          <w:szCs w:val="14"/>
-                          <w:lang w:val="fr-FR"/>
-                        </w:rPr>
-                        <w:t/>
-                      </w:r>
-                      <w:r>
-                        <w:rPr>
-                          <w:sz w:val="14"/>
-                          <w:szCs w:val="14"/>
-                          <w:lang w:val="fr-FR"/>
-                        </w:rPr>
-                        <w:t xml:space="preserve"/>
-                      </w:r>
-                      <w:proofErr w:type="gramStart"/>
-                      <w:r>
-                        <w:rPr>
-                          <w:b/>
-                          <w:bCs/>
-                          <w:color w:val="002060"/>
-                          <w:sz w:val="14"/>
-                          <w:szCs w:val="14"/>
-                          <w:lang w:val="fr-FR"/>
-                        </w:rPr>
-                        <w:t/>
-                      </w:r>
-                      <w:proofErr w:type="gramEnd"/>
-                      <w:r>
-                        <w:rPr>
-                          <w:b/>
-                          <w:bCs/>
-                          <w:color w:val="002060"/>
-                          <w:sz w:val="14"/>
-                          <w:szCs w:val="14"/>
-                          <w:lang w:val="fr-FR"/>
-                        </w:rPr>
-                        <w:t/>
-                      </w:r>
-                      <w:proofErr w:type="gramStart"/>
-                      <w:r>
-                        <w:rPr>
-                          <w:b/>
-                          <w:bCs/>
-                          <w:color w:val="002060"/>
-                          <w:sz w:val="14"/>
-                          <w:szCs w:val="14"/>
-                          <w:lang w:val="fr-FR"/>
-                        </w:rPr>
-                        <w:t/>
-                      </w:r>
-                      <w:proofErr w:type="gramEnd"/>
-                      <w:r>
-                        <w:rPr>
-                          <w:b/>
-                          <w:bCs/>
-                          <w:color w:val="002060"/>
-                          <w:sz w:val="14"/>
-                          <w:szCs w:val="14"/>
-                          <w:lang w:val="fr-FR"/>
-                        </w:rPr>
-                        <w:t xml:space="preserve"/>
-                      </w:r>
-                      <w:proofErr w:type="gramStart"/>
-                      <w:r>
-                        <w:rPr>
-                          <w:b/>
-                          <w:bCs/>
-                          <w:color w:val="002060"/>
-                          <w:sz w:val="14"/>
-                          <w:szCs w:val="14"/>
-                          <w:lang w:val="fr-FR"/>
-                        </w:rPr>
-                        <w:t/>
-                      </w:r>
-                      <w:proofErr w:type="gramEnd"/>
-                      <w:r>
-                        <w:rPr>
-                          <w:b/>
-                          <w:bCs/>
-                          <w:color w:val="002060"/>
-                          <w:sz w:val="14"/>
-                          <w:szCs w:val="14"/>
-                          <w:lang w:val="fr-FR"/>
-                        </w:rPr>
-                        <w:t/>
-                      </w:r>
-                      <w:proofErr w:type="gramStart"/>
-                      <w:r>
-                        <w:rPr>
-                          <w:b/>
-                          <w:bCs/>
-                          <w:color w:val="002060"/>
-                          <w:sz w:val="14"/>
-                          <w:szCs w:val="14"/>
-                          <w:lang w:val="fr-FR"/>
-                        </w:rPr>
-                        <w:t/>
-                      </w:r>
-                      <w:proofErr w:type="gramEnd"/>
-                      <w:r>
-                        <w:rPr>
-                          <w:b/>
-                          <w:bCs/>
-                          <w:color w:val="002060"/>
-                          <w:sz w:val="14"/>
-                          <w:szCs w:val="14"/>
-                          <w:lang w:val="fr-FR"/>
-                        </w:rPr>
-                        <w:t xml:space="preserve"/>
-                      </w:r>
-                      <w:proofErr w:type="gramStart"/>
-                      <w:r>
-                        <w:rPr>
-                          <w:b/>
-                          <w:bCs/>
-                          <w:color w:val="002060"/>
-                          <w:sz w:val="14"/>
-                          <w:szCs w:val="14"/>
-                          <w:lang w:val="fr-FR"/>
-                        </w:rPr>
-                        <w:t/>
-                      </w:r>
-                      <w:proofErr w:type="gramEnd"/>
-                      <w:r>
-                        <w:rPr>
-                          <w:b/>
-                          <w:bCs/>
-                          <w:color w:val="002060"/>
-                          <w:sz w:val="14"/>
-                          <w:szCs w:val="14"/>
-                          <w:lang w:val="fr-FR"/>
-                        </w:rPr>
-                        <w:t/>
-                      </w:r>
-                      <w:proofErr w:type="gramStart"/>
-                      <w:r>
-                        <w:rPr>
-                          <w:b/>
-                          <w:bCs/>
-                          <w:color w:val="002060"/>
-                          <w:sz w:val="14"/>
-                          <w:szCs w:val="14"/>
-                          <w:lang w:val="fr-FR"/>
-                        </w:rPr>
-                        <w:t/>
-                      </w:r>
-                      <w:proofErr w:type="gramEnd"/>
-                      <w:r>
-                        <w:rPr>
-                          <w:b/>
-                          <w:bCs/>
-                          <w:color w:val="002060"/>
-                          <w:sz w:val="14"/>
-                          <w:szCs w:val="14"/>
-                          <w:lang w:val="fr-FR"/>
-                        </w:rPr>
-                        <w:t/>
-                      </w:r>
                     </w:p>
                   </w:txbxContent>
                 </v:textbox>
@@ -5517,7 +4449,7 @@
 </file>
 
 <file path=word/endnotes.xml><?xml version="1.0" encoding="utf-8"?>
-<w:endnotes xmlns:wpc="http://schemas.microsoft.com/office/word/2010/wordprocessingCanvas" xmlns:cx="http://schemas.microsoft.com/office/drawing/2014/chartex" xmlns:cx1="http://schemas.microsoft.com/office/drawing/2015/9/8/chartex" xmlns:cx2="http://schemas.microsoft.com/office/drawing/2015/10/21/chartex" xmlns:cx3="http://schemas.microsoft.com/office/drawing/2016/5/9/chartex" xmlns:cx4="http://schemas.microsoft.com/office/drawing/2016/5/10/chartex" xmlns:cx5="http://schemas.microsoft.com/office/drawing/2016/5/11/chartex" xmlns:cx6="http://schemas.microsoft.com/office/drawing/2016/5/12/chartex" xmlns:cx7="http://schemas.microsoft.com/office/drawing/2016/5/13/chartex" xmlns:cx8="http://schemas.microsoft.com/office/drawing/2016/5/14/chartex" xmlns:mc="http://schemas.openxmlformats.org/markup-compatibility/2006" xmlns:aink="http://schemas.microsoft.com/office/drawing/2016/ink" xmlns:am3d="http://schemas.microsoft.com/office/drawing/2017/model3d" xmlns:o="urn:schemas-microsoft-com:office:office" xmlns:oel="http://schemas.microsoft.com/office/2019/extlst" xmlns:r="http://schemas.openxmlformats.org/officeDocument/2006/relationships" xmlns:m="http://schemas.openxmlformats.org/officeDocument/2006/math" xmlns:v="urn:schemas-microsoft-com:vml" xmlns:wp14="http://schemas.microsoft.com/office/word/2010/wordprocessingDrawing" xmlns:wp="http://schemas.openxmlformats.org/drawingml/2006/wordprocessingDrawing" xmlns:w10="urn:schemas-microsoft-com:office:word" xmlns:w="http://schemas.openxmlformats.org/wordprocessingml/2006/main" xmlns:w14="http://schemas.microsoft.com/office/word/2010/wordml" xmlns:w15="http://schemas.microsoft.com/office/word/2012/wordml" xmlns:w16cex="http://schemas.microsoft.com/office/word/2018/wordml/cex" xmlns:w16cid="http://schemas.microsoft.com/office/word/2016/wordml/cid" xmlns:w16="http://schemas.microsoft.com/office/word/2018/wordml" xmlns:w16du="http://schemas.microsoft.com/office/word/2023/wordml/word16du" xmlns:w16sdtdh="http://schemas.microsoft.com/office/word/2020/wordml/sdtdatahash" xmlns:w16sdtfl="http://schemas.microsoft.com/office/word/2024/wordml/sdtformatlock" xmlns:w16se="http://schemas.microsoft.com/office/word/2015/wordml/symex" xmlns:wpg="http://schemas.microsoft.com/office/word/2010/wordprocessingGroup" xmlns:wpi="http://schemas.microsoft.com/office/word/2010/wordprocessingInk" xmlns:wne="http://schemas.microsoft.com/office/word/2006/wordml" xmlns:wps="http://schemas.microsoft.com/office/word/2010/wordprocessingShape" mc:Ignorable="w14 w15 w16se w16cid w16 w16cex w16sdtdh w16sdtfl w16du wp14">
+<w:endnotes xmlns:wpc="http://schemas.microsoft.com/office/word/2010/wordprocessingCanvas" xmlns:cx="http://schemas.microsoft.com/office/drawing/2014/chartex" xmlns:cx1="http://schemas.microsoft.com/office/drawing/2015/9/8/chartex" xmlns:cx2="http://schemas.microsoft.com/office/drawing/2015/10/21/chartex" xmlns:cx3="http://schemas.microsoft.com/office/drawing/2016/5/9/chartex" xmlns:cx4="http://schemas.microsoft.com/office/drawing/2016/5/10/chartex" xmlns:cx5="http://schemas.microsoft.com/office/drawing/2016/5/11/chartex" xmlns:cx6="http://schemas.microsoft.com/office/drawing/2016/5/12/chartex" xmlns:cx7="http://schemas.microsoft.com/office/drawing/2016/5/13/chartex" xmlns:cx8="http://schemas.microsoft.com/office/drawing/2016/5/14/chartex" xmlns:mc="http://schemas.openxmlformats.org/markup-compatibility/2006" xmlns:aink="http://schemas.microsoft.com/office/drawing/2016/ink" xmlns:am3d="http://schemas.microsoft.com/office/drawing/2017/model3d" xmlns:o="urn:schemas-microsoft-com:office:office" xmlns:oel="http://schemas.microsoft.com/office/2019/extlst" xmlns:r="http://schemas.openxmlformats.org/officeDocument/2006/relationships" xmlns:m="http://schemas.openxmlformats.org/officeDocument/2006/math" xmlns:v="urn:schemas-microsoft-com:vml" xmlns:wp14="http://schemas.microsoft.com/office/word/2010/wordprocessingDrawing" xmlns:wp="http://schemas.openxmlformats.org/drawingml/2006/wordprocessingDrawing" xmlns:w10="urn:schemas-microsoft-com:office:word" xmlns:w="http://schemas.openxmlformats.org/wordprocessingml/2006/main" xmlns:w14="http://schemas.microsoft.com/office/word/2010/wordml" xmlns:w15="http://schemas.microsoft.com/office/word/2012/wordml" xmlns:w16cei="http://schemas.microsoft.com/office/word/2026/wordml/cei" xmlns:w16cex="http://schemas.microsoft.com/office/word/2018/wordml/cex" xmlns:w16cid="http://schemas.microsoft.com/office/word/2016/wordml/cid" xmlns:w16="http://schemas.microsoft.com/office/word/2018/wordml" xmlns:w16du="http://schemas.microsoft.com/office/word/2023/wordml/word16du" xmlns:w16sdtdh="http://schemas.microsoft.com/office/word/2020/wordml/sdtdatahash" xmlns:w16sdtfl="http://schemas.microsoft.com/office/word/2024/wordml/sdtformatlock" xmlns:w16se="http://schemas.microsoft.com/office/word/2015/wordml/symex" xmlns:wpg="http://schemas.microsoft.com/office/word/2010/wordprocessingGroup" xmlns:wpi="http://schemas.microsoft.com/office/word/2010/wordprocessingInk" xmlns:wne="http://schemas.microsoft.com/office/word/2006/wordml" xmlns:wps="http://schemas.microsoft.com/office/word/2010/wordprocessingShape" mc:Ignorable="w14 w15 w16se w16cid w16 w16cex w16sdtdh w16sdtfl w16du wp14">
   <w:endnote w:type="separator" w:id="-1">
     <w:p>
       <w:pPr>
@@ -5542,7 +4474,7 @@
 </file>
 
 <file path=word/footnotes.xml><?xml version="1.0" encoding="utf-8"?>
-<w:footnotes xmlns:wpc="http://schemas.microsoft.com/office/word/2010/wordprocessingCanvas" xmlns:cx="http://schemas.microsoft.com/office/drawing/2014/chartex" xmlns:cx1="http://schemas.microsoft.com/office/drawing/2015/9/8/chartex" xmlns:cx2="http://schemas.microsoft.com/office/drawing/2015/10/21/chartex" xmlns:cx3="http://schemas.microsoft.com/office/drawing/2016/5/9/chartex" xmlns:cx4="http://schemas.microsoft.com/office/drawing/2016/5/10/chartex" xmlns:cx5="http://schemas.microsoft.com/office/drawing/2016/5/11/chartex" xmlns:cx6="http://schemas.microsoft.com/office/drawing/2016/5/12/chartex" xmlns:cx7="http://schemas.microsoft.com/office/drawing/2016/5/13/chartex" xmlns:cx8="http://schemas.microsoft.com/office/drawing/2016/5/14/chartex" xmlns:mc="http://schemas.openxmlformats.org/markup-compatibility/2006" xmlns:aink="http://schemas.microsoft.com/office/drawing/2016/ink" xmlns:am3d="http://schemas.microsoft.com/office/drawing/2017/model3d" xmlns:o="urn:schemas-microsoft-com:office:office" xmlns:oel="http://schemas.microsoft.com/office/2019/extlst" xmlns:r="http://schemas.openxmlformats.org/officeDocument/2006/relationships" xmlns:m="http://schemas.openxmlformats.org/officeDocument/2006/math" xmlns:v="urn:schemas-microsoft-com:vml" xmlns:wp14="http://schemas.microsoft.com/office/word/2010/wordprocessingDrawing" xmlns:wp="http://schemas.openxmlformats.org/drawingml/2006/wordprocessingDrawing" xmlns:w10="urn:schemas-microsoft-com:office:word" xmlns:w="http://schemas.openxmlformats.org/wordprocessingml/2006/main" xmlns:w14="http://schemas.microsoft.com/office/word/2010/wordml" xmlns:w15="http://schemas.microsoft.com/office/word/2012/wordml" xmlns:w16cex="http://schemas.microsoft.com/office/word/2018/wordml/cex" xmlns:w16cid="http://schemas.microsoft.com/office/word/2016/wordml/cid" xmlns:w16="http://schemas.microsoft.com/office/word/2018/wordml" xmlns:w16du="http://schemas.microsoft.com/office/word/2023/wordml/word16du" xmlns:w16sdtdh="http://schemas.microsoft.com/office/word/2020/wordml/sdtdatahash" xmlns:w16sdtfl="http://schemas.microsoft.com/office/word/2024/wordml/sdtformatlock" xmlns:w16se="http://schemas.microsoft.com/office/word/2015/wordml/symex" xmlns:wpg="http://schemas.microsoft.com/office/word/2010/wordprocessingGroup" xmlns:wpi="http://schemas.microsoft.com/office/word/2010/wordprocessingInk" xmlns:wne="http://schemas.microsoft.com/office/word/2006/wordml" xmlns:wps="http://schemas.microsoft.com/office/word/2010/wordprocessingShape" mc:Ignorable="w14 w15 w16se w16cid w16 w16cex w16sdtdh w16sdtfl w16du wp14">
+<w:footnotes xmlns:wpc="http://schemas.microsoft.com/office/word/2010/wordprocessingCanvas" xmlns:cx="http://schemas.microsoft.com/office/drawing/2014/chartex" xmlns:cx1="http://schemas.microsoft.com/office/drawing/2015/9/8/chartex" xmlns:cx2="http://schemas.microsoft.com/office/drawing/2015/10/21/chartex" xmlns:cx3="http://schemas.microsoft.com/office/drawing/2016/5/9/chartex" xmlns:cx4="http://schemas.microsoft.com/office/drawing/2016/5/10/chartex" xmlns:cx5="http://schemas.microsoft.com/office/drawing/2016/5/11/chartex" xmlns:cx6="http://schemas.microsoft.com/office/drawing/2016/5/12/chartex" xmlns:cx7="http://schemas.microsoft.com/office/drawing/2016/5/13/chartex" xmlns:cx8="http://schemas.microsoft.com/office/drawing/2016/5/14/chartex" xmlns:mc="http://schemas.openxmlformats.org/markup-compatibility/2006" xmlns:aink="http://schemas.microsoft.com/office/drawing/2016/ink" xmlns:am3d="http://schemas.microsoft.com/office/drawing/2017/model3d" xmlns:o="urn:schemas-microsoft-com:office:office" xmlns:oel="http://schemas.microsoft.com/office/2019/extlst" xmlns:r="http://schemas.openxmlformats.org/officeDocument/2006/relationships" xmlns:m="http://schemas.openxmlformats.org/officeDocument/2006/math" xmlns:v="urn:schemas-microsoft-com:vml" xmlns:wp14="http://schemas.microsoft.com/office/word/2010/wordprocessingDrawing" xmlns:wp="http://schemas.openxmlformats.org/drawingml/2006/wordprocessingDrawing" xmlns:w10="urn:schemas-microsoft-com:office:word" xmlns:w="http://schemas.openxmlformats.org/wordprocessingml/2006/main" xmlns:w14="http://schemas.microsoft.com/office/word/2010/wordml" xmlns:w15="http://schemas.microsoft.com/office/word/2012/wordml" xmlns:w16cei="http://schemas.microsoft.com/office/word/2026/wordml/cei" xmlns:w16cex="http://schemas.microsoft.com/office/word/2018/wordml/cex" xmlns:w16cid="http://schemas.microsoft.com/office/word/2016/wordml/cid" xmlns:w16="http://schemas.microsoft.com/office/word/2018/wordml" xmlns:w16du="http://schemas.microsoft.com/office/word/2023/wordml/word16du" xmlns:w16sdtdh="http://schemas.microsoft.com/office/word/2020/wordml/sdtdatahash" xmlns:w16sdtfl="http://schemas.microsoft.com/office/word/2024/wordml/sdtformatlock" xmlns:w16se="http://schemas.microsoft.com/office/word/2015/wordml/symex" xmlns:wpg="http://schemas.microsoft.com/office/word/2010/wordprocessingGroup" xmlns:wpi="http://schemas.microsoft.com/office/word/2010/wordprocessingInk" xmlns:wne="http://schemas.microsoft.com/office/word/2006/wordml" xmlns:wps="http://schemas.microsoft.com/office/word/2010/wordprocessingShape" mc:Ignorable="w14 w15 w16se w16cid w16 w16cex w16sdtdh w16sdtfl w16du wp14">
   <w:footnote w:type="separator" w:id="-1">
     <w:p>
       <w:pPr>
@@ -5567,7 +4499,7 @@
 </file>
 
 <file path=word/numbering.xml><?xml version="1.0" encoding="utf-8"?>
-<w:numbering xmlns:wpc="http://schemas.microsoft.com/office/word/2010/wordprocessingCanvas" xmlns:cx="http://schemas.microsoft.com/office/drawing/2014/chartex" xmlns:cx1="http://schemas.microsoft.com/office/drawing/2015/9/8/chartex" xmlns:cx2="http://schemas.microsoft.com/office/drawing/2015/10/21/chartex" xmlns:cx3="http://schemas.microsoft.com/office/drawing/2016/5/9/chartex" xmlns:cx4="http://schemas.microsoft.com/office/drawing/2016/5/10/chartex" xmlns:cx5="http://schemas.microsoft.com/office/drawing/2016/5/11/chartex" xmlns:cx6="http://schemas.microsoft.com/office/drawing/2016/5/12/chartex" xmlns:cx7="http://schemas.microsoft.com/office/drawing/2016/5/13/chartex" xmlns:cx8="http://schemas.microsoft.com/office/drawing/2016/5/14/chartex" xmlns:mc="http://schemas.openxmlformats.org/markup-compatibility/2006" xmlns:aink="http://schemas.microsoft.com/office/drawing/2016/ink" xmlns:am3d="http://schemas.microsoft.com/office/drawing/2017/model3d" xmlns:o="urn:schemas-microsoft-com:office:office" xmlns:oel="http://schemas.microsoft.com/office/2019/extlst" xmlns:r="http://schemas.openxmlformats.org/officeDocument/2006/relationships" xmlns:m="http://schemas.openxmlformats.org/officeDocument/2006/math" xmlns:v="urn:schemas-microsoft-com:vml" xmlns:wp14="http://schemas.microsoft.com/office/word/2010/wordprocessingDrawing" xmlns:wp="http://schemas.openxmlformats.org/drawingml/2006/wordprocessingDrawing" xmlns:w10="urn:schemas-microsoft-com:office:word" xmlns:w="http://schemas.openxmlformats.org/wordprocessingml/2006/main" xmlns:w14="http://schemas.microsoft.com/office/word/2010/wordml" xmlns:w15="http://schemas.microsoft.com/office/word/2012/wordml" xmlns:w16cex="http://schemas.microsoft.com/office/word/2018/wordml/cex" xmlns:w16cid="http://schemas.microsoft.com/office/word/2016/wordml/cid" xmlns:w16="http://schemas.microsoft.com/office/word/2018/wordml" xmlns:w16du="http://schemas.microsoft.com/office/word/2023/wordml/word16du" xmlns:w16sdtdh="http://schemas.microsoft.com/office/word/2020/wordml/sdtdatahash" xmlns:w16sdtfl="http://schemas.microsoft.com/office/word/2024/wordml/sdtformatlock" xmlns:w16se="http://schemas.microsoft.com/office/word/2015/wordml/symex" xmlns:wpg="http://schemas.microsoft.com/office/word/2010/wordprocessingGroup" xmlns:wpi="http://schemas.microsoft.com/office/word/2010/wordprocessingInk" xmlns:wne="http://schemas.microsoft.com/office/word/2006/wordml" xmlns:wps="http://schemas.microsoft.com/office/word/2010/wordprocessingShape" mc:Ignorable="w14 w15 w16se w16cid w16 w16cex w16sdtdh w16sdtfl w16du wp14">
+<w:numbering xmlns:wpc="http://schemas.microsoft.com/office/word/2010/wordprocessingCanvas" xmlns:cx="http://schemas.microsoft.com/office/drawing/2014/chartex" xmlns:cx1="http://schemas.microsoft.com/office/drawing/2015/9/8/chartex" xmlns:cx2="http://schemas.microsoft.com/office/drawing/2015/10/21/chartex" xmlns:cx3="http://schemas.microsoft.com/office/drawing/2016/5/9/chartex" xmlns:cx4="http://schemas.microsoft.com/office/drawing/2016/5/10/chartex" xmlns:cx5="http://schemas.microsoft.com/office/drawing/2016/5/11/chartex" xmlns:cx6="http://schemas.microsoft.com/office/drawing/2016/5/12/chartex" xmlns:cx7="http://schemas.microsoft.com/office/drawing/2016/5/13/chartex" xmlns:cx8="http://schemas.microsoft.com/office/drawing/2016/5/14/chartex" xmlns:mc="http://schemas.openxmlformats.org/markup-compatibility/2006" xmlns:aink="http://schemas.microsoft.com/office/drawing/2016/ink" xmlns:am3d="http://schemas.microsoft.com/office/drawing/2017/model3d" xmlns:o="urn:schemas-microsoft-com:office:office" xmlns:oel="http://schemas.microsoft.com/office/2019/extlst" xmlns:r="http://schemas.openxmlformats.org/officeDocument/2006/relationships" xmlns:m="http://schemas.openxmlformats.org/officeDocument/2006/math" xmlns:v="urn:schemas-microsoft-com:vml" xmlns:wp14="http://schemas.microsoft.com/office/word/2010/wordprocessingDrawing" xmlns:wp="http://schemas.openxmlformats.org/drawingml/2006/wordprocessingDrawing" xmlns:w10="urn:schemas-microsoft-com:office:word" xmlns:w="http://schemas.openxmlformats.org/wordprocessingml/2006/main" xmlns:w14="http://schemas.microsoft.com/office/word/2010/wordml" xmlns:w15="http://schemas.microsoft.com/office/word/2012/wordml" xmlns:w16cei="http://schemas.microsoft.com/office/word/2026/wordml/cei" xmlns:w16cex="http://schemas.microsoft.com/office/word/2018/wordml/cex" xmlns:w16cid="http://schemas.microsoft.com/office/word/2016/wordml/cid" xmlns:w16="http://schemas.microsoft.com/office/word/2018/wordml" xmlns:w16du="http://schemas.microsoft.com/office/word/2023/wordml/word16du" xmlns:w16sdtdh="http://schemas.microsoft.com/office/word/2020/wordml/sdtdatahash" xmlns:w16sdtfl="http://schemas.microsoft.com/office/word/2024/wordml/sdtformatlock" xmlns:w16se="http://schemas.microsoft.com/office/word/2015/wordml/symex" xmlns:wpg="http://schemas.microsoft.com/office/word/2010/wordprocessingGroup" xmlns:wpi="http://schemas.microsoft.com/office/word/2010/wordprocessingInk" xmlns:wne="http://schemas.microsoft.com/office/word/2006/wordml" xmlns:wps="http://schemas.microsoft.com/office/word/2010/wordprocessingShape" mc:Ignorable="w14 w15 w16se w16cid w16 w16cex w16sdtdh w16sdtfl w16du wp14">
   <w:abstractNum w:abstractNumId="0" w15:restartNumberingAfterBreak="0">
     <w:nsid w:val="05900D47"/>
     <w:multiLevelType w:val="hybridMultilevel"/>
